--- a/Documentation/Task2_TestLog_LL-000020927_Chukwudolue_T.docx
+++ b/Documentation/Task2_TestLog_LL-000020927_Chukwudolue_T.docx
@@ -2838,6 +2838,225 @@
       </w:tblBorders>
     </w:tblPr>
   </w:style>
+  <w:style w:type="table" w:styleId="GridTable1Light">
+    <w:name w:val="Grid Table 1 Light"/>
+    <w:basedOn w:val="TableNormal"/>
+    <w:uiPriority w:val="46"/>
+    <w:rsid w:val="002F5F59"/>
+    <w:pPr>
+      <w:spacing w:after="0" w:line="240" w:lineRule="auto"/>
+    </w:pPr>
+    <w:tblPr>
+      <w:tblStyleRowBandSize w:val="1"/>
+      <w:tblStyleColBandSize w:val="1"/>
+      <w:tblBorders>
+        <w:top w:val="single" w:sz="4" w:space="0" w:color="999999" w:themeColor="text1" w:themeTint="66"/>
+        <w:left w:val="single" w:sz="4" w:space="0" w:color="999999" w:themeColor="text1" w:themeTint="66"/>
+        <w:bottom w:val="single" w:sz="4" w:space="0" w:color="999999" w:themeColor="text1" w:themeTint="66"/>
+        <w:right w:val="single" w:sz="4" w:space="0" w:color="999999" w:themeColor="text1" w:themeTint="66"/>
+        <w:insideH w:val="single" w:sz="4" w:space="0" w:color="999999" w:themeColor="text1" w:themeTint="66"/>
+        <w:insideV w:val="single" w:sz="4" w:space="0" w:color="999999" w:themeColor="text1" w:themeTint="66"/>
+      </w:tblBorders>
+    </w:tblPr>
+    <w:tblStylePr w:type="firstRow">
+      <w:rPr>
+        <w:b/>
+        <w:bCs/>
+      </w:rPr>
+      <w:tblPr/>
+      <w:tcPr>
+        <w:tcBorders>
+          <w:bottom w:val="single" w:sz="12" w:space="0" w:color="666666" w:themeColor="text1" w:themeTint="99"/>
+        </w:tcBorders>
+      </w:tcPr>
+    </w:tblStylePr>
+    <w:tblStylePr w:type="lastRow">
+      <w:rPr>
+        <w:b/>
+        <w:bCs/>
+      </w:rPr>
+      <w:tblPr/>
+      <w:tcPr>
+        <w:tcBorders>
+          <w:top w:val="double" w:sz="2" w:space="0" w:color="666666" w:themeColor="text1" w:themeTint="99"/>
+        </w:tcBorders>
+      </w:tcPr>
+    </w:tblStylePr>
+    <w:tblStylePr w:type="firstCol">
+      <w:rPr>
+        <w:b/>
+        <w:bCs/>
+      </w:rPr>
+    </w:tblStylePr>
+    <w:tblStylePr w:type="lastCol">
+      <w:rPr>
+        <w:b/>
+        <w:bCs/>
+      </w:rPr>
+    </w:tblStylePr>
+  </w:style>
+  <w:style w:type="table" w:styleId="TableGridLight">
+    <w:name w:val="Grid Table Light"/>
+    <w:basedOn w:val="TableNormal"/>
+    <w:uiPriority w:val="40"/>
+    <w:rsid w:val="002F5F59"/>
+    <w:pPr>
+      <w:spacing w:after="0" w:line="240" w:lineRule="auto"/>
+    </w:pPr>
+    <w:tblPr>
+      <w:tblBorders>
+        <w:top w:val="single" w:sz="4" w:space="0" w:color="BFBFBF" w:themeColor="background1" w:themeShade="BF"/>
+        <w:left w:val="single" w:sz="4" w:space="0" w:color="BFBFBF" w:themeColor="background1" w:themeShade="BF"/>
+        <w:bottom w:val="single" w:sz="4" w:space="0" w:color="BFBFBF" w:themeColor="background1" w:themeShade="BF"/>
+        <w:right w:val="single" w:sz="4" w:space="0" w:color="BFBFBF" w:themeColor="background1" w:themeShade="BF"/>
+        <w:insideH w:val="single" w:sz="4" w:space="0" w:color="BFBFBF" w:themeColor="background1" w:themeShade="BF"/>
+        <w:insideV w:val="single" w:sz="4" w:space="0" w:color="BFBFBF" w:themeColor="background1" w:themeShade="BF"/>
+      </w:tblBorders>
+    </w:tblPr>
+  </w:style>
+  <w:style w:type="table" w:styleId="PlainTable1">
+    <w:name w:val="Plain Table 1"/>
+    <w:basedOn w:val="TableNormal"/>
+    <w:uiPriority w:val="41"/>
+    <w:rsid w:val="002F5F59"/>
+    <w:pPr>
+      <w:spacing w:after="0" w:line="240" w:lineRule="auto"/>
+    </w:pPr>
+    <w:tblPr>
+      <w:tblStyleRowBandSize w:val="1"/>
+      <w:tblStyleColBandSize w:val="1"/>
+      <w:tblBorders>
+        <w:top w:val="single" w:sz="4" w:space="0" w:color="BFBFBF" w:themeColor="background1" w:themeShade="BF"/>
+        <w:left w:val="single" w:sz="4" w:space="0" w:color="BFBFBF" w:themeColor="background1" w:themeShade="BF"/>
+        <w:bottom w:val="single" w:sz="4" w:space="0" w:color="BFBFBF" w:themeColor="background1" w:themeShade="BF"/>
+        <w:right w:val="single" w:sz="4" w:space="0" w:color="BFBFBF" w:themeColor="background1" w:themeShade="BF"/>
+        <w:insideH w:val="single" w:sz="4" w:space="0" w:color="BFBFBF" w:themeColor="background1" w:themeShade="BF"/>
+        <w:insideV w:val="single" w:sz="4" w:space="0" w:color="BFBFBF" w:themeColor="background1" w:themeShade="BF"/>
+      </w:tblBorders>
+    </w:tblPr>
+    <w:tblStylePr w:type="firstRow">
+      <w:rPr>
+        <w:b/>
+        <w:bCs/>
+      </w:rPr>
+    </w:tblStylePr>
+    <w:tblStylePr w:type="lastRow">
+      <w:rPr>
+        <w:b/>
+        <w:bCs/>
+      </w:rPr>
+      <w:tblPr/>
+      <w:tcPr>
+        <w:tcBorders>
+          <w:top w:val="double" w:sz="4" w:space="0" w:color="BFBFBF" w:themeColor="background1" w:themeShade="BF"/>
+        </w:tcBorders>
+      </w:tcPr>
+    </w:tblStylePr>
+    <w:tblStylePr w:type="firstCol">
+      <w:rPr>
+        <w:b/>
+        <w:bCs/>
+      </w:rPr>
+    </w:tblStylePr>
+    <w:tblStylePr w:type="lastCol">
+      <w:rPr>
+        <w:b/>
+        <w:bCs/>
+      </w:rPr>
+    </w:tblStylePr>
+    <w:tblStylePr w:type="band1Vert">
+      <w:tblPr/>
+      <w:tcPr>
+        <w:shd w:val="clear" w:color="auto" w:fill="F2F2F2" w:themeFill="background1" w:themeFillShade="F2"/>
+      </w:tcPr>
+    </w:tblStylePr>
+    <w:tblStylePr w:type="band1Horz">
+      <w:tblPr/>
+      <w:tcPr>
+        <w:shd w:val="clear" w:color="auto" w:fill="F2F2F2" w:themeFill="background1" w:themeFillShade="F2"/>
+      </w:tcPr>
+    </w:tblStylePr>
+  </w:style>
+  <w:style w:type="table" w:styleId="PlainTable2">
+    <w:name w:val="Plain Table 2"/>
+    <w:basedOn w:val="TableNormal"/>
+    <w:uiPriority w:val="42"/>
+    <w:rsid w:val="002F5F59"/>
+    <w:pPr>
+      <w:spacing w:after="0" w:line="240" w:lineRule="auto"/>
+    </w:pPr>
+    <w:tblPr>
+      <w:tblStyleRowBandSize w:val="1"/>
+      <w:tblStyleColBandSize w:val="1"/>
+      <w:tblBorders>
+        <w:top w:val="single" w:sz="4" w:space="0" w:color="7F7F7F" w:themeColor="text1" w:themeTint="80"/>
+        <w:bottom w:val="single" w:sz="4" w:space="0" w:color="7F7F7F" w:themeColor="text1" w:themeTint="80"/>
+      </w:tblBorders>
+    </w:tblPr>
+    <w:tblStylePr w:type="firstRow">
+      <w:rPr>
+        <w:b/>
+        <w:bCs/>
+      </w:rPr>
+      <w:tblPr/>
+      <w:tcPr>
+        <w:tcBorders>
+          <w:bottom w:val="single" w:sz="4" w:space="0" w:color="7F7F7F" w:themeColor="text1" w:themeTint="80"/>
+        </w:tcBorders>
+      </w:tcPr>
+    </w:tblStylePr>
+    <w:tblStylePr w:type="lastRow">
+      <w:rPr>
+        <w:b/>
+        <w:bCs/>
+      </w:rPr>
+      <w:tblPr/>
+      <w:tcPr>
+        <w:tcBorders>
+          <w:top w:val="single" w:sz="4" w:space="0" w:color="7F7F7F" w:themeColor="text1" w:themeTint="80"/>
+        </w:tcBorders>
+      </w:tcPr>
+    </w:tblStylePr>
+    <w:tblStylePr w:type="firstCol">
+      <w:rPr>
+        <w:b/>
+        <w:bCs/>
+      </w:rPr>
+    </w:tblStylePr>
+    <w:tblStylePr w:type="lastCol">
+      <w:rPr>
+        <w:b/>
+        <w:bCs/>
+      </w:rPr>
+    </w:tblStylePr>
+    <w:tblStylePr w:type="band1Vert">
+      <w:tblPr/>
+      <w:tcPr>
+        <w:tcBorders>
+          <w:left w:val="single" w:sz="4" w:space="0" w:color="7F7F7F" w:themeColor="text1" w:themeTint="80"/>
+          <w:right w:val="single" w:sz="4" w:space="0" w:color="7F7F7F" w:themeColor="text1" w:themeTint="80"/>
+        </w:tcBorders>
+      </w:tcPr>
+    </w:tblStylePr>
+    <w:tblStylePr w:type="band2Vert">
+      <w:tblPr/>
+      <w:tcPr>
+        <w:tcBorders>
+          <w:left w:val="single" w:sz="4" w:space="0" w:color="7F7F7F" w:themeColor="text1" w:themeTint="80"/>
+          <w:right w:val="single" w:sz="4" w:space="0" w:color="7F7F7F" w:themeColor="text1" w:themeTint="80"/>
+        </w:tcBorders>
+      </w:tcPr>
+    </w:tblStylePr>
+    <w:tblStylePr w:type="band1Horz">
+      <w:tblPr/>
+      <w:tcPr>
+        <w:tcBorders>
+          <w:top w:val="single" w:sz="4" w:space="0" w:color="7F7F7F" w:themeColor="text1" w:themeTint="80"/>
+          <w:bottom w:val="single" w:sz="4" w:space="0" w:color="7F7F7F" w:themeColor="text1" w:themeTint="80"/>
+        </w:tcBorders>
+      </w:tcPr>
+    </w:tblStylePr>
+  </w:style>
 </w:styles>
 </file>
 

--- a/Documentation/Task2_TestLog_LL-000020927_Chukwudolue_T.docx
+++ b/Documentation/Task2_TestLog_LL-000020927_Chukwudolue_T.docx
@@ -97,31 +97,55 @@
           <w:tcPr>
             <w:tcW w:w="1479" w:type="dxa"/>
           </w:tcPr>
-          <w:p/>
-        </w:tc>
-        <w:tc>
-          <w:tcPr>
-            <w:tcW w:w="1491" w:type="dxa"/>
-          </w:tcPr>
-          <w:p/>
-        </w:tc>
-        <w:tc>
-          <w:tcPr>
-            <w:tcW w:w="1491" w:type="dxa"/>
-          </w:tcPr>
-          <w:p/>
-        </w:tc>
-        <w:tc>
-          <w:tcPr>
-            <w:tcW w:w="1495" w:type="dxa"/>
-          </w:tcPr>
-          <w:p/>
-        </w:tc>
-        <w:tc>
-          <w:tcPr>
-            <w:tcW w:w="1485" w:type="dxa"/>
-          </w:tcPr>
-          <w:p/>
+          <w:p>
+            <w:r>
+              <w:rPr>
+                <w:sz w:val="24"/>
+                <w:szCs w:val="24"/>
+              </w:rPr>
+              <w:t xml:space="preserve">Normal: Email: test@gmail.com, Password: Password123!, Confirm Password: Password123! | Erroneous: Email: bademail, Password: 111, Confirm Password: 222 | Extreme: Email: a@b.xy, Password: QwE12?, Confirm Password: QwE12?</w:t>
+            </w:r>
+          </w:p>
+        </w:tc>
+        <w:tc>
+          <w:tcPr>
+            <w:tcW w:w="1491" w:type="dxa"/>
+          </w:tcPr>
+          <w:p>
+            <w:r>
+              <w:rPr>
+                <w:sz w:val="24"/>
+                <w:szCs w:val="24"/>
+              </w:rPr>
+              <w:t xml:space="preserve">Normal: Account is created and user is redirected to the home page. | Erroneous: Validation errors are displayed prompting the user to correct their input. | Extreme: Account is created successfully as the email format and password meet minimum requirements.</w:t>
+            </w:r>
+          </w:p>
+        </w:tc>
+        <w:tc>
+          <w:tcPr>
+            <w:tcW w:w="1491" w:type="dxa"/>
+          </w:tcPr>
+          <w:p/>
+        </w:tc>
+        <w:tc>
+          <w:tcPr>
+            <w:tcW w:w="1495" w:type="dxa"/>
+          </w:tcPr>
+          <w:p/>
+        </w:tc>
+        <w:tc>
+          <w:tcPr>
+            <w:tcW w:w="1485" w:type="dxa"/>
+          </w:tcPr>
+          <w:p>
+            <w:r>
+              <w:rPr>
+                <w:sz w:val="24"/>
+                <w:szCs w:val="24"/>
+              </w:rPr>
+              <w:t xml:space="preserve">14/04/26</w:t>
+            </w:r>
+          </w:p>
         </w:tc>
       </w:tr>
       <w:tr>
@@ -143,31 +167,55 @@
           <w:tcPr>
             <w:tcW w:w="1479" w:type="dxa"/>
           </w:tcPr>
-          <w:p/>
-        </w:tc>
-        <w:tc>
-          <w:tcPr>
-            <w:tcW w:w="1491" w:type="dxa"/>
-          </w:tcPr>
-          <w:p/>
-        </w:tc>
-        <w:tc>
-          <w:tcPr>
-            <w:tcW w:w="1491" w:type="dxa"/>
-          </w:tcPr>
-          <w:p/>
-        </w:tc>
-        <w:tc>
-          <w:tcPr>
-            <w:tcW w:w="1495" w:type="dxa"/>
-          </w:tcPr>
-          <w:p/>
-        </w:tc>
-        <w:tc>
-          <w:tcPr>
-            <w:tcW w:w="1485" w:type="dxa"/>
-          </w:tcPr>
-          <w:p/>
+          <w:p>
+            <w:r>
+              <w:rPr>
+                <w:sz w:val="24"/>
+                <w:szCs w:val="24"/>
+              </w:rPr>
+              <w:t xml:space="preserve">Normal: Email: test@gmail.com, Password: Password123! | Erroneous: Email: notregistered@test.com, Password: wrongpassword | Extreme: Email: a@b.io, Password: QwE12?</w:t>
+            </w:r>
+          </w:p>
+        </w:tc>
+        <w:tc>
+          <w:tcPr>
+            <w:tcW w:w="1491" w:type="dxa"/>
+          </w:tcPr>
+          <w:p>
+            <w:r>
+              <w:rPr>
+                <w:sz w:val="24"/>
+                <w:szCs w:val="24"/>
+              </w:rPr>
+              <w:t xml:space="preserve">Normal: User is authenticated and redirected to the home page. | Erroneous: An error message is displayed stating the credentials are invalid. | Extreme: User is authenticated and redirected to the home page if credentials match.</w:t>
+            </w:r>
+          </w:p>
+        </w:tc>
+        <w:tc>
+          <w:tcPr>
+            <w:tcW w:w="1491" w:type="dxa"/>
+          </w:tcPr>
+          <w:p/>
+        </w:tc>
+        <w:tc>
+          <w:tcPr>
+            <w:tcW w:w="1495" w:type="dxa"/>
+          </w:tcPr>
+          <w:p/>
+        </w:tc>
+        <w:tc>
+          <w:tcPr>
+            <w:tcW w:w="1485" w:type="dxa"/>
+          </w:tcPr>
+          <w:p>
+            <w:r>
+              <w:rPr>
+                <w:sz w:val="24"/>
+                <w:szCs w:val="24"/>
+              </w:rPr>
+              <w:t xml:space="preserve">14/04/26</w:t>
+            </w:r>
+          </w:p>
         </w:tc>
       </w:tr>
       <w:tr>
@@ -189,31 +237,55 @@
           <w:tcPr>
             <w:tcW w:w="1479" w:type="dxa"/>
           </w:tcPr>
-          <w:p/>
-        </w:tc>
-        <w:tc>
-          <w:tcPr>
-            <w:tcW w:w="1491" w:type="dxa"/>
-          </w:tcPr>
-          <w:p/>
-        </w:tc>
-        <w:tc>
-          <w:tcPr>
-            <w:tcW w:w="1491" w:type="dxa"/>
-          </w:tcPr>
-          <w:p/>
-        </w:tc>
-        <w:tc>
-          <w:tcPr>
-            <w:tcW w:w="1495" w:type="dxa"/>
-          </w:tcPr>
-          <w:p/>
-        </w:tc>
-        <w:tc>
-          <w:tcPr>
-            <w:tcW w:w="1485" w:type="dxa"/>
-          </w:tcPr>
-          <w:p/>
+          <w:p>
+            <w:r>
+              <w:rPr>
+                <w:sz w:val="24"/>
+                <w:szCs w:val="24"/>
+              </w:rPr>
+              <w:t xml:space="preserve">N/A</w:t>
+            </w:r>
+          </w:p>
+        </w:tc>
+        <w:tc>
+          <w:tcPr>
+            <w:tcW w:w="1491" w:type="dxa"/>
+          </w:tcPr>
+          <w:p>
+            <w:r>
+              <w:rPr>
+                <w:sz w:val="24"/>
+                <w:szCs w:val="24"/>
+              </w:rPr>
+              <w:t xml:space="preserve">User is logged out, session is ended, and they are redirected to the home page as a guest.</w:t>
+            </w:r>
+          </w:p>
+        </w:tc>
+        <w:tc>
+          <w:tcPr>
+            <w:tcW w:w="1491" w:type="dxa"/>
+          </w:tcPr>
+          <w:p/>
+        </w:tc>
+        <w:tc>
+          <w:tcPr>
+            <w:tcW w:w="1495" w:type="dxa"/>
+          </w:tcPr>
+          <w:p/>
+        </w:tc>
+        <w:tc>
+          <w:tcPr>
+            <w:tcW w:w="1485" w:type="dxa"/>
+          </w:tcPr>
+          <w:p>
+            <w:r>
+              <w:rPr>
+                <w:sz w:val="24"/>
+                <w:szCs w:val="24"/>
+              </w:rPr>
+              <w:t xml:space="preserve">14/04/26</w:t>
+            </w:r>
+          </w:p>
         </w:tc>
       </w:tr>
       <w:tr>
@@ -235,31 +307,55 @@
           <w:tcPr>
             <w:tcW w:w="1479" w:type="dxa"/>
           </w:tcPr>
-          <w:p/>
-        </w:tc>
-        <w:tc>
-          <w:tcPr>
-            <w:tcW w:w="1491" w:type="dxa"/>
-          </w:tcPr>
-          <w:p/>
-        </w:tc>
-        <w:tc>
-          <w:tcPr>
-            <w:tcW w:w="1491" w:type="dxa"/>
-          </w:tcPr>
-          <w:p/>
-        </w:tc>
-        <w:tc>
-          <w:tcPr>
-            <w:tcW w:w="1495" w:type="dxa"/>
-          </w:tcPr>
-          <w:p/>
-        </w:tc>
-        <w:tc>
-          <w:tcPr>
-            <w:tcW w:w="1485" w:type="dxa"/>
-          </w:tcPr>
-          <w:p/>
+          <w:p>
+            <w:r>
+              <w:rPr>
+                <w:sz w:val="24"/>
+                <w:szCs w:val="24"/>
+              </w:rPr>
+              <w:t xml:space="preserve">N/A</w:t>
+            </w:r>
+          </w:p>
+        </w:tc>
+        <w:tc>
+          <w:tcPr>
+            <w:tcW w:w="1491" w:type="dxa"/>
+          </w:tcPr>
+          <w:p>
+            <w:r>
+              <w:rPr>
+                <w:sz w:val="24"/>
+                <w:szCs w:val="24"/>
+              </w:rPr>
+              <w:t xml:space="preserve">Clicking the toggle switches the entire UI to dark mode (#1F2A24 body, #2F3E35 foreground, #F5F5F5 font). Clicking again restores light mode (#FAF7F2 body, #FFFFFF foreground, #2B2B2B font). Theme preference is persisted.</w:t>
+            </w:r>
+          </w:p>
+        </w:tc>
+        <w:tc>
+          <w:tcPr>
+            <w:tcW w:w="1491" w:type="dxa"/>
+          </w:tcPr>
+          <w:p/>
+        </w:tc>
+        <w:tc>
+          <w:tcPr>
+            <w:tcW w:w="1495" w:type="dxa"/>
+          </w:tcPr>
+          <w:p/>
+        </w:tc>
+        <w:tc>
+          <w:tcPr>
+            <w:tcW w:w="1485" w:type="dxa"/>
+          </w:tcPr>
+          <w:p>
+            <w:r>
+              <w:rPr>
+                <w:sz w:val="24"/>
+                <w:szCs w:val="24"/>
+              </w:rPr>
+              <w:t xml:space="preserve">14/04/26</w:t>
+            </w:r>
+          </w:p>
         </w:tc>
       </w:tr>
       <w:tr>
@@ -281,31 +377,55 @@
           <w:tcPr>
             <w:tcW w:w="1479" w:type="dxa"/>
           </w:tcPr>
-          <w:p/>
-        </w:tc>
-        <w:tc>
-          <w:tcPr>
-            <w:tcW w:w="1491" w:type="dxa"/>
-          </w:tcPr>
-          <w:p/>
-        </w:tc>
-        <w:tc>
-          <w:tcPr>
-            <w:tcW w:w="1491" w:type="dxa"/>
-          </w:tcPr>
-          <w:p/>
-        </w:tc>
-        <w:tc>
-          <w:tcPr>
-            <w:tcW w:w="1495" w:type="dxa"/>
-          </w:tcPr>
-          <w:p/>
-        </w:tc>
-        <w:tc>
-          <w:tcPr>
-            <w:tcW w:w="1485" w:type="dxa"/>
-          </w:tcPr>
-          <w:p/>
+          <w:p>
+            <w:r>
+              <w:rPr>
+                <w:sz w:val="24"/>
+                <w:szCs w:val="24"/>
+              </w:rPr>
+              <w:t xml:space="preserve">N/A</w:t>
+            </w:r>
+          </w:p>
+        </w:tc>
+        <w:tc>
+          <w:tcPr>
+            <w:tcW w:w="1491" w:type="dxa"/>
+          </w:tcPr>
+          <w:p>
+            <w:r>
+              <w:rPr>
+                <w:sz w:val="24"/>
+                <w:szCs w:val="24"/>
+              </w:rPr>
+              <w:t xml:space="preserve">Each link routes to the correct page. My Orders is hidden from guests. Dashboard is hidden from Customers.</w:t>
+            </w:r>
+          </w:p>
+        </w:tc>
+        <w:tc>
+          <w:tcPr>
+            <w:tcW w:w="1491" w:type="dxa"/>
+          </w:tcPr>
+          <w:p/>
+        </w:tc>
+        <w:tc>
+          <w:tcPr>
+            <w:tcW w:w="1495" w:type="dxa"/>
+          </w:tcPr>
+          <w:p/>
+        </w:tc>
+        <w:tc>
+          <w:tcPr>
+            <w:tcW w:w="1485" w:type="dxa"/>
+          </w:tcPr>
+          <w:p>
+            <w:r>
+              <w:rPr>
+                <w:sz w:val="24"/>
+                <w:szCs w:val="24"/>
+              </w:rPr>
+              <w:t xml:space="preserve">14/04/26</w:t>
+            </w:r>
+          </w:p>
         </w:tc>
       </w:tr>
       <w:tr>
@@ -327,31 +447,55 @@
           <w:tcPr>
             <w:tcW w:w="1479" w:type="dxa"/>
           </w:tcPr>
-          <w:p/>
-        </w:tc>
-        <w:tc>
-          <w:tcPr>
-            <w:tcW w:w="1491" w:type="dxa"/>
-          </w:tcPr>
-          <w:p/>
-        </w:tc>
-        <w:tc>
-          <w:tcPr>
-            <w:tcW w:w="1491" w:type="dxa"/>
-          </w:tcPr>
-          <w:p/>
-        </w:tc>
-        <w:tc>
-          <w:tcPr>
-            <w:tcW w:w="1495" w:type="dxa"/>
-          </w:tcPr>
-          <w:p/>
-        </w:tc>
-        <w:tc>
-          <w:tcPr>
-            <w:tcW w:w="1485" w:type="dxa"/>
-          </w:tcPr>
-          <w:p/>
+          <w:p>
+            <w:r>
+              <w:rPr>
+                <w:sz w:val="24"/>
+                <w:szCs w:val="24"/>
+              </w:rPr>
+              <w:t xml:space="preserve">N/A</w:t>
+            </w:r>
+          </w:p>
+        </w:tc>
+        <w:tc>
+          <w:tcPr>
+            <w:tcW w:w="1491" w:type="dxa"/>
+          </w:tcPr>
+          <w:p>
+            <w:r>
+              <w:rPr>
+                <w:sz w:val="24"/>
+                <w:szCs w:val="24"/>
+              </w:rPr>
+              <w:t xml:space="preserve">Clicking the GLH logo from any page redirects the user to the home page.</w:t>
+            </w:r>
+          </w:p>
+        </w:tc>
+        <w:tc>
+          <w:tcPr>
+            <w:tcW w:w="1491" w:type="dxa"/>
+          </w:tcPr>
+          <w:p/>
+        </w:tc>
+        <w:tc>
+          <w:tcPr>
+            <w:tcW w:w="1495" w:type="dxa"/>
+          </w:tcPr>
+          <w:p/>
+        </w:tc>
+        <w:tc>
+          <w:tcPr>
+            <w:tcW w:w="1485" w:type="dxa"/>
+          </w:tcPr>
+          <w:p>
+            <w:r>
+              <w:rPr>
+                <w:sz w:val="24"/>
+                <w:szCs w:val="24"/>
+              </w:rPr>
+              <w:t xml:space="preserve">14/04/26</w:t>
+            </w:r>
+          </w:p>
         </w:tc>
       </w:tr>
       <w:tr>
@@ -373,31 +517,55 @@
           <w:tcPr>
             <w:tcW w:w="1479" w:type="dxa"/>
           </w:tcPr>
-          <w:p/>
-        </w:tc>
-        <w:tc>
-          <w:tcPr>
-            <w:tcW w:w="1491" w:type="dxa"/>
-          </w:tcPr>
-          <w:p/>
-        </w:tc>
-        <w:tc>
-          <w:tcPr>
-            <w:tcW w:w="1491" w:type="dxa"/>
-          </w:tcPr>
-          <w:p/>
-        </w:tc>
-        <w:tc>
-          <w:tcPr>
-            <w:tcW w:w="1495" w:type="dxa"/>
-          </w:tcPr>
-          <w:p/>
-        </w:tc>
-        <w:tc>
-          <w:tcPr>
-            <w:tcW w:w="1485" w:type="dxa"/>
-          </w:tcPr>
-          <w:p/>
+          <w:p>
+            <w:r>
+              <w:rPr>
+                <w:sz w:val="24"/>
+                <w:szCs w:val="24"/>
+              </w:rPr>
+              <w:t xml:space="preserve">N/A</w:t>
+            </w:r>
+          </w:p>
+        </w:tc>
+        <w:tc>
+          <w:tcPr>
+            <w:tcW w:w="1491" w:type="dxa"/>
+          </w:tcPr>
+          <w:p>
+            <w:r>
+              <w:rPr>
+                <w:sz w:val="24"/>
+                <w:szCs w:val="24"/>
+              </w:rPr>
+              <w:t xml:space="preserve">Badge count updates accurately when items are added or removed. Badge is not shown when basket is empty.</w:t>
+            </w:r>
+          </w:p>
+        </w:tc>
+        <w:tc>
+          <w:tcPr>
+            <w:tcW w:w="1491" w:type="dxa"/>
+          </w:tcPr>
+          <w:p/>
+        </w:tc>
+        <w:tc>
+          <w:tcPr>
+            <w:tcW w:w="1495" w:type="dxa"/>
+          </w:tcPr>
+          <w:p/>
+        </w:tc>
+        <w:tc>
+          <w:tcPr>
+            <w:tcW w:w="1485" w:type="dxa"/>
+          </w:tcPr>
+          <w:p>
+            <w:r>
+              <w:rPr>
+                <w:sz w:val="24"/>
+                <w:szCs w:val="24"/>
+              </w:rPr>
+              <w:t xml:space="preserve">14/04/26</w:t>
+            </w:r>
+          </w:p>
         </w:tc>
       </w:tr>
       <w:tr>
@@ -419,31 +587,55 @@
           <w:tcPr>
             <w:tcW w:w="1479" w:type="dxa"/>
           </w:tcPr>
-          <w:p/>
-        </w:tc>
-        <w:tc>
-          <w:tcPr>
-            <w:tcW w:w="1491" w:type="dxa"/>
-          </w:tcPr>
-          <w:p/>
-        </w:tc>
-        <w:tc>
-          <w:tcPr>
-            <w:tcW w:w="1491" w:type="dxa"/>
-          </w:tcPr>
-          <w:p/>
-        </w:tc>
-        <w:tc>
-          <w:tcPr>
-            <w:tcW w:w="1495" w:type="dxa"/>
-          </w:tcPr>
-          <w:p/>
-        </w:tc>
-        <w:tc>
-          <w:tcPr>
-            <w:tcW w:w="1485" w:type="dxa"/>
-          </w:tcPr>
-          <w:p/>
+          <w:p>
+            <w:r>
+              <w:rPr>
+                <w:sz w:val="24"/>
+                <w:szCs w:val="24"/>
+              </w:rPr>
+              <w:t xml:space="preserve">N/A</w:t>
+            </w:r>
+          </w:p>
+        </w:tc>
+        <w:tc>
+          <w:tcPr>
+            <w:tcW w:w="1491" w:type="dxa"/>
+          </w:tcPr>
+          <w:p>
+            <w:r>
+              <w:rPr>
+                <w:sz w:val="24"/>
+                <w:szCs w:val="24"/>
+              </w:rPr>
+              <w:t xml:space="preserve">When not logged in: login, register and accessibility options are shown. When logged in: account management options are displayed.</w:t>
+            </w:r>
+          </w:p>
+        </w:tc>
+        <w:tc>
+          <w:tcPr>
+            <w:tcW w:w="1491" w:type="dxa"/>
+          </w:tcPr>
+          <w:p/>
+        </w:tc>
+        <w:tc>
+          <w:tcPr>
+            <w:tcW w:w="1495" w:type="dxa"/>
+          </w:tcPr>
+          <w:p/>
+        </w:tc>
+        <w:tc>
+          <w:tcPr>
+            <w:tcW w:w="1485" w:type="dxa"/>
+          </w:tcPr>
+          <w:p>
+            <w:r>
+              <w:rPr>
+                <w:sz w:val="24"/>
+                <w:szCs w:val="24"/>
+              </w:rPr>
+              <w:t xml:space="preserve">14/04/26</w:t>
+            </w:r>
+          </w:p>
         </w:tc>
       </w:tr>
       <w:tr>
@@ -465,31 +657,55 @@
           <w:tcPr>
             <w:tcW w:w="1479" w:type="dxa"/>
           </w:tcPr>
-          <w:p/>
-        </w:tc>
-        <w:tc>
-          <w:tcPr>
-            <w:tcW w:w="1491" w:type="dxa"/>
-          </w:tcPr>
-          <w:p/>
-        </w:tc>
-        <w:tc>
-          <w:tcPr>
-            <w:tcW w:w="1491" w:type="dxa"/>
-          </w:tcPr>
-          <w:p/>
-        </w:tc>
-        <w:tc>
-          <w:tcPr>
-            <w:tcW w:w="1495" w:type="dxa"/>
-          </w:tcPr>
-          <w:p/>
-        </w:tc>
-        <w:tc>
-          <w:tcPr>
-            <w:tcW w:w="1485" w:type="dxa"/>
-          </w:tcPr>
-          <w:p/>
+          <w:p>
+            <w:r>
+              <w:rPr>
+                <w:sz w:val="24"/>
+                <w:szCs w:val="24"/>
+              </w:rPr>
+              <w:t xml:space="preserve">N/A</w:t>
+            </w:r>
+          </w:p>
+        </w:tc>
+        <w:tc>
+          <w:tcPr>
+            <w:tcW w:w="1491" w:type="dxa"/>
+          </w:tcPr>
+          <w:p>
+            <w:r>
+              <w:rPr>
+                <w:sz w:val="24"/>
+                <w:szCs w:val="24"/>
+              </w:rPr>
+              <w:t xml:space="preserve">Navigation bar remains visible and accessible at the top of the screen as the user scrolls down the page.</w:t>
+            </w:r>
+          </w:p>
+        </w:tc>
+        <w:tc>
+          <w:tcPr>
+            <w:tcW w:w="1491" w:type="dxa"/>
+          </w:tcPr>
+          <w:p/>
+        </w:tc>
+        <w:tc>
+          <w:tcPr>
+            <w:tcW w:w="1495" w:type="dxa"/>
+          </w:tcPr>
+          <w:p/>
+        </w:tc>
+        <w:tc>
+          <w:tcPr>
+            <w:tcW w:w="1485" w:type="dxa"/>
+          </w:tcPr>
+          <w:p>
+            <w:r>
+              <w:rPr>
+                <w:sz w:val="24"/>
+                <w:szCs w:val="24"/>
+              </w:rPr>
+              <w:t xml:space="preserve">14/04/26</w:t>
+            </w:r>
+          </w:p>
         </w:tc>
       </w:tr>
       <w:tr>
@@ -511,31 +727,55 @@
           <w:tcPr>
             <w:tcW w:w="1479" w:type="dxa"/>
           </w:tcPr>
-          <w:p/>
-        </w:tc>
-        <w:tc>
-          <w:tcPr>
-            <w:tcW w:w="1491" w:type="dxa"/>
-          </w:tcPr>
-          <w:p/>
-        </w:tc>
-        <w:tc>
-          <w:tcPr>
-            <w:tcW w:w="1491" w:type="dxa"/>
-          </w:tcPr>
-          <w:p/>
-        </w:tc>
-        <w:tc>
-          <w:tcPr>
-            <w:tcW w:w="1495" w:type="dxa"/>
-          </w:tcPr>
-          <w:p/>
-        </w:tc>
-        <w:tc>
-          <w:tcPr>
-            <w:tcW w:w="1485" w:type="dxa"/>
-          </w:tcPr>
-          <w:p/>
+          <w:p>
+            <w:r>
+              <w:rPr>
+                <w:sz w:val="24"/>
+                <w:szCs w:val="24"/>
+              </w:rPr>
+              <w:t xml:space="preserve">N/A</w:t>
+            </w:r>
+          </w:p>
+        </w:tc>
+        <w:tc>
+          <w:tcPr>
+            <w:tcW w:w="1491" w:type="dxa"/>
+          </w:tcPr>
+          <w:p>
+            <w:r>
+              <w:rPr>
+                <w:sz w:val="24"/>
+                <w:szCs w:val="24"/>
+              </w:rPr>
+              <w:t xml:space="preserve">Hovering over each link changes text colour to the Interactive Hover colour (#1F4F36 light / #4F9F4A dark). Active page link displays in Interactive Normal colour.</w:t>
+            </w:r>
+          </w:p>
+        </w:tc>
+        <w:tc>
+          <w:tcPr>
+            <w:tcW w:w="1491" w:type="dxa"/>
+          </w:tcPr>
+          <w:p/>
+        </w:tc>
+        <w:tc>
+          <w:tcPr>
+            <w:tcW w:w="1495" w:type="dxa"/>
+          </w:tcPr>
+          <w:p/>
+        </w:tc>
+        <w:tc>
+          <w:tcPr>
+            <w:tcW w:w="1485" w:type="dxa"/>
+          </w:tcPr>
+          <w:p>
+            <w:r>
+              <w:rPr>
+                <w:sz w:val="24"/>
+                <w:szCs w:val="24"/>
+              </w:rPr>
+              <w:t xml:space="preserve">14/04/26</w:t>
+            </w:r>
+          </w:p>
         </w:tc>
       </w:tr>
       <w:tr>
@@ -557,31 +797,55 @@
           <w:tcPr>
             <w:tcW w:w="1479" w:type="dxa"/>
           </w:tcPr>
-          <w:p/>
-        </w:tc>
-        <w:tc>
-          <w:tcPr>
-            <w:tcW w:w="1491" w:type="dxa"/>
-          </w:tcPr>
-          <w:p/>
-        </w:tc>
-        <w:tc>
-          <w:tcPr>
-            <w:tcW w:w="1491" w:type="dxa"/>
-          </w:tcPr>
-          <w:p/>
-        </w:tc>
-        <w:tc>
-          <w:tcPr>
-            <w:tcW w:w="1495" w:type="dxa"/>
-          </w:tcPr>
-          <w:p/>
-        </w:tc>
-        <w:tc>
-          <w:tcPr>
-            <w:tcW w:w="1485" w:type="dxa"/>
-          </w:tcPr>
-          <w:p/>
+          <w:p>
+            <w:r>
+              <w:rPr>
+                <w:sz w:val="24"/>
+                <w:szCs w:val="24"/>
+              </w:rPr>
+              <w:t xml:space="preserve">N/A</w:t>
+            </w:r>
+          </w:p>
+        </w:tc>
+        <w:tc>
+          <w:tcPr>
+            <w:tcW w:w="1491" w:type="dxa"/>
+          </w:tcPr>
+          <w:p>
+            <w:r>
+              <w:rPr>
+                <w:sz w:val="24"/>
+                <w:szCs w:val="24"/>
+              </w:rPr>
+              <w:t xml:space="preserve">Each footer link loads the correct page. Links change from lighter font (#6B6B6B) to normal font (#2B2B2B) on hover.</w:t>
+            </w:r>
+          </w:p>
+        </w:tc>
+        <w:tc>
+          <w:tcPr>
+            <w:tcW w:w="1491" w:type="dxa"/>
+          </w:tcPr>
+          <w:p/>
+        </w:tc>
+        <w:tc>
+          <w:tcPr>
+            <w:tcW w:w="1495" w:type="dxa"/>
+          </w:tcPr>
+          <w:p/>
+        </w:tc>
+        <w:tc>
+          <w:tcPr>
+            <w:tcW w:w="1485" w:type="dxa"/>
+          </w:tcPr>
+          <w:p>
+            <w:r>
+              <w:rPr>
+                <w:sz w:val="24"/>
+                <w:szCs w:val="24"/>
+              </w:rPr>
+              <w:t xml:space="preserve">16/04/26</w:t>
+            </w:r>
+          </w:p>
         </w:tc>
       </w:tr>
       <w:tr>
@@ -603,31 +867,55 @@
           <w:tcPr>
             <w:tcW w:w="1479" w:type="dxa"/>
           </w:tcPr>
-          <w:p/>
-        </w:tc>
-        <w:tc>
-          <w:tcPr>
-            <w:tcW w:w="1491" w:type="dxa"/>
-          </w:tcPr>
-          <w:p/>
-        </w:tc>
-        <w:tc>
-          <w:tcPr>
-            <w:tcW w:w="1491" w:type="dxa"/>
-          </w:tcPr>
-          <w:p/>
-        </w:tc>
-        <w:tc>
-          <w:tcPr>
-            <w:tcW w:w="1495" w:type="dxa"/>
-          </w:tcPr>
-          <w:p/>
-        </w:tc>
-        <w:tc>
-          <w:tcPr>
-            <w:tcW w:w="1485" w:type="dxa"/>
-          </w:tcPr>
-          <w:p/>
+          <w:p>
+            <w:r>
+              <w:rPr>
+                <w:sz w:val="24"/>
+                <w:szCs w:val="24"/>
+              </w:rPr>
+              <w:t xml:space="preserve">N/A</w:t>
+            </w:r>
+          </w:p>
+        </w:tc>
+        <w:tc>
+          <w:tcPr>
+            <w:tcW w:w="1491" w:type="dxa"/>
+          </w:tcPr>
+          <w:p>
+            <w:r>
+              <w:rPr>
+                <w:sz w:val="24"/>
+                <w:szCs w:val="24"/>
+              </w:rPr>
+              <w:t xml:space="preserve">Clicking the GLH logo in the footer redirects the user to the home page.</w:t>
+            </w:r>
+          </w:p>
+        </w:tc>
+        <w:tc>
+          <w:tcPr>
+            <w:tcW w:w="1491" w:type="dxa"/>
+          </w:tcPr>
+          <w:p/>
+        </w:tc>
+        <w:tc>
+          <w:tcPr>
+            <w:tcW w:w="1495" w:type="dxa"/>
+          </w:tcPr>
+          <w:p/>
+        </w:tc>
+        <w:tc>
+          <w:tcPr>
+            <w:tcW w:w="1485" w:type="dxa"/>
+          </w:tcPr>
+          <w:p>
+            <w:r>
+              <w:rPr>
+                <w:sz w:val="24"/>
+                <w:szCs w:val="24"/>
+              </w:rPr>
+              <w:t xml:space="preserve">16/04/26</w:t>
+            </w:r>
+          </w:p>
         </w:tc>
       </w:tr>
       <w:tr>
@@ -649,31 +937,55 @@
           <w:tcPr>
             <w:tcW w:w="1479" w:type="dxa"/>
           </w:tcPr>
-          <w:p/>
-        </w:tc>
-        <w:tc>
-          <w:tcPr>
-            <w:tcW w:w="1491" w:type="dxa"/>
-          </w:tcPr>
-          <w:p/>
-        </w:tc>
-        <w:tc>
-          <w:tcPr>
-            <w:tcW w:w="1491" w:type="dxa"/>
-          </w:tcPr>
-          <w:p/>
-        </w:tc>
-        <w:tc>
-          <w:tcPr>
-            <w:tcW w:w="1495" w:type="dxa"/>
-          </w:tcPr>
-          <w:p/>
-        </w:tc>
-        <w:tc>
-          <w:tcPr>
-            <w:tcW w:w="1485" w:type="dxa"/>
-          </w:tcPr>
-          <w:p/>
+          <w:p>
+            <w:r>
+              <w:rPr>
+                <w:sz w:val="24"/>
+                <w:szCs w:val="24"/>
+              </w:rPr>
+              <w:t xml:space="preserve">N/A</w:t>
+            </w:r>
+          </w:p>
+        </w:tc>
+        <w:tc>
+          <w:tcPr>
+            <w:tcW w:w="1491" w:type="dxa"/>
+          </w:tcPr>
+          <w:p>
+            <w:r>
+              <w:rPr>
+                <w:sz w:val="24"/>
+                <w:szCs w:val="24"/>
+              </w:rPr>
+              <w:t xml:space="preserve">Each icon changes to Interactive Hover colour on hover. Clicking each icon opens the correct social media platform in a new tab.</w:t>
+            </w:r>
+          </w:p>
+        </w:tc>
+        <w:tc>
+          <w:tcPr>
+            <w:tcW w:w="1491" w:type="dxa"/>
+          </w:tcPr>
+          <w:p/>
+        </w:tc>
+        <w:tc>
+          <w:tcPr>
+            <w:tcW w:w="1495" w:type="dxa"/>
+          </w:tcPr>
+          <w:p/>
+        </w:tc>
+        <w:tc>
+          <w:tcPr>
+            <w:tcW w:w="1485" w:type="dxa"/>
+          </w:tcPr>
+          <w:p>
+            <w:r>
+              <w:rPr>
+                <w:sz w:val="24"/>
+                <w:szCs w:val="24"/>
+              </w:rPr>
+              <w:t xml:space="preserve">16/04/26</w:t>
+            </w:r>
+          </w:p>
         </w:tc>
       </w:tr>
       <w:tr>
@@ -695,31 +1007,55 @@
           <w:tcPr>
             <w:tcW w:w="1479" w:type="dxa"/>
           </w:tcPr>
-          <w:p/>
-        </w:tc>
-        <w:tc>
-          <w:tcPr>
-            <w:tcW w:w="1491" w:type="dxa"/>
-          </w:tcPr>
-          <w:p/>
-        </w:tc>
-        <w:tc>
-          <w:tcPr>
-            <w:tcW w:w="1491" w:type="dxa"/>
-          </w:tcPr>
-          <w:p/>
-        </w:tc>
-        <w:tc>
-          <w:tcPr>
-            <w:tcW w:w="1495" w:type="dxa"/>
-          </w:tcPr>
-          <w:p/>
-        </w:tc>
-        <w:tc>
-          <w:tcPr>
-            <w:tcW w:w="1485" w:type="dxa"/>
-          </w:tcPr>
-          <w:p/>
+          <w:p>
+            <w:r>
+              <w:rPr>
+                <w:sz w:val="24"/>
+                <w:szCs w:val="24"/>
+              </w:rPr>
+              <w:t xml:space="preserve">N/A</w:t>
+            </w:r>
+          </w:p>
+        </w:tc>
+        <w:tc>
+          <w:tcPr>
+            <w:tcW w:w="1491" w:type="dxa"/>
+          </w:tcPr>
+          <w:p>
+            <w:r>
+              <w:rPr>
+                <w:sz w:val="24"/>
+                <w:szCs w:val="24"/>
+              </w:rPr>
+              <w:t xml:space="preserve">Hero section displays the correct headline, subtitle and two CTA buttons. Shop Now routes to Products page. Meet Our Producers scrolls to or routes to the Producers section.</w:t>
+            </w:r>
+          </w:p>
+        </w:tc>
+        <w:tc>
+          <w:tcPr>
+            <w:tcW w:w="1491" w:type="dxa"/>
+          </w:tcPr>
+          <w:p/>
+        </w:tc>
+        <w:tc>
+          <w:tcPr>
+            <w:tcW w:w="1495" w:type="dxa"/>
+          </w:tcPr>
+          <w:p/>
+        </w:tc>
+        <w:tc>
+          <w:tcPr>
+            <w:tcW w:w="1485" w:type="dxa"/>
+          </w:tcPr>
+          <w:p>
+            <w:r>
+              <w:rPr>
+                <w:sz w:val="24"/>
+                <w:szCs w:val="24"/>
+              </w:rPr>
+              <w:t xml:space="preserve">16/04/26</w:t>
+            </w:r>
+          </w:p>
         </w:tc>
       </w:tr>
       <w:tr>
@@ -741,31 +1077,55 @@
           <w:tcPr>
             <w:tcW w:w="1479" w:type="dxa"/>
           </w:tcPr>
-          <w:p/>
-        </w:tc>
-        <w:tc>
-          <w:tcPr>
-            <w:tcW w:w="1491" w:type="dxa"/>
-          </w:tcPr>
-          <w:p/>
-        </w:tc>
-        <w:tc>
-          <w:tcPr>
-            <w:tcW w:w="1491" w:type="dxa"/>
-          </w:tcPr>
-          <w:p/>
-        </w:tc>
-        <w:tc>
-          <w:tcPr>
-            <w:tcW w:w="1495" w:type="dxa"/>
-          </w:tcPr>
-          <w:p/>
-        </w:tc>
-        <w:tc>
-          <w:tcPr>
-            <w:tcW w:w="1485" w:type="dxa"/>
-          </w:tcPr>
-          <w:p/>
+          <w:p>
+            <w:r>
+              <w:rPr>
+                <w:sz w:val="24"/>
+                <w:szCs w:val="24"/>
+              </w:rPr>
+              <w:t xml:space="preserve">N/A</w:t>
+            </w:r>
+          </w:p>
+        </w:tc>
+        <w:tc>
+          <w:tcPr>
+            <w:tcW w:w="1491" w:type="dxa"/>
+          </w:tcPr>
+          <w:p>
+            <w:r>
+              <w:rPr>
+                <w:sz w:val="24"/>
+                <w:szCs w:val="24"/>
+              </w:rPr>
+              <w:t xml:space="preserve">Product cards are displayed in the Fresh Picks section. Each card shows a category tag, product name and producer name. Clicking a card routes to the Products page.</w:t>
+            </w:r>
+          </w:p>
+        </w:tc>
+        <w:tc>
+          <w:tcPr>
+            <w:tcW w:w="1491" w:type="dxa"/>
+          </w:tcPr>
+          <w:p/>
+        </w:tc>
+        <w:tc>
+          <w:tcPr>
+            <w:tcW w:w="1495" w:type="dxa"/>
+          </w:tcPr>
+          <w:p/>
+        </w:tc>
+        <w:tc>
+          <w:tcPr>
+            <w:tcW w:w="1485" w:type="dxa"/>
+          </w:tcPr>
+          <w:p>
+            <w:r>
+              <w:rPr>
+                <w:sz w:val="24"/>
+                <w:szCs w:val="24"/>
+              </w:rPr>
+              <w:t xml:space="preserve">16/04/26</w:t>
+            </w:r>
+          </w:p>
         </w:tc>
       </w:tr>
       <w:tr>
@@ -833,31 +1193,55 @@
           <w:tcPr>
             <w:tcW w:w="1479" w:type="dxa"/>
           </w:tcPr>
-          <w:p/>
-        </w:tc>
-        <w:tc>
-          <w:tcPr>
-            <w:tcW w:w="1491" w:type="dxa"/>
-          </w:tcPr>
-          <w:p/>
-        </w:tc>
-        <w:tc>
-          <w:tcPr>
-            <w:tcW w:w="1491" w:type="dxa"/>
-          </w:tcPr>
-          <w:p/>
-        </w:tc>
-        <w:tc>
-          <w:tcPr>
-            <w:tcW w:w="1495" w:type="dxa"/>
-          </w:tcPr>
-          <w:p/>
-        </w:tc>
-        <w:tc>
-          <w:tcPr>
-            <w:tcW w:w="1485" w:type="dxa"/>
-          </w:tcPr>
-          <w:p/>
+          <w:p>
+            <w:r>
+              <w:rPr>
+                <w:sz w:val="24"/>
+                <w:szCs w:val="24"/>
+              </w:rPr>
+              <w:t xml:space="preserve">N/A</w:t>
+            </w:r>
+          </w:p>
+        </w:tc>
+        <w:tc>
+          <w:tcPr>
+            <w:tcW w:w="1491" w:type="dxa"/>
+          </w:tcPr>
+          <w:p>
+            <w:r>
+              <w:rPr>
+                <w:sz w:val="24"/>
+                <w:szCs w:val="24"/>
+              </w:rPr>
+              <w:t xml:space="preserve">All products are displayed with correct name, producer attribution, price, unit, star rating and category badge.</w:t>
+            </w:r>
+          </w:p>
+        </w:tc>
+        <w:tc>
+          <w:tcPr>
+            <w:tcW w:w="1491" w:type="dxa"/>
+          </w:tcPr>
+          <w:p/>
+        </w:tc>
+        <w:tc>
+          <w:tcPr>
+            <w:tcW w:w="1495" w:type="dxa"/>
+          </w:tcPr>
+          <w:p/>
+        </w:tc>
+        <w:tc>
+          <w:tcPr>
+            <w:tcW w:w="1485" w:type="dxa"/>
+          </w:tcPr>
+          <w:p>
+            <w:r>
+              <w:rPr>
+                <w:sz w:val="24"/>
+                <w:szCs w:val="24"/>
+              </w:rPr>
+              <w:t xml:space="preserve">20/04/26</w:t>
+            </w:r>
+          </w:p>
         </w:tc>
       </w:tr>
       <w:tr>
@@ -879,31 +1263,55 @@
           <w:tcPr>
             <w:tcW w:w="1479" w:type="dxa"/>
           </w:tcPr>
-          <w:p/>
-        </w:tc>
-        <w:tc>
-          <w:tcPr>
-            <w:tcW w:w="1491" w:type="dxa"/>
-          </w:tcPr>
-          <w:p/>
-        </w:tc>
-        <w:tc>
-          <w:tcPr>
-            <w:tcW w:w="1491" w:type="dxa"/>
-          </w:tcPr>
-          <w:p/>
-        </w:tc>
-        <w:tc>
-          <w:tcPr>
-            <w:tcW w:w="1495" w:type="dxa"/>
-          </w:tcPr>
-          <w:p/>
-        </w:tc>
-        <w:tc>
-          <w:tcPr>
-            <w:tcW w:w="1485" w:type="dxa"/>
-          </w:tcPr>
-          <w:p/>
+          <w:p>
+            <w:r>
+              <w:rPr>
+                <w:sz w:val="24"/>
+                <w:szCs w:val="24"/>
+              </w:rPr>
+              <w:t xml:space="preserve">Normal: "Apple" | Erroneous: "zzzznotaproduct" | Extreme: 100-character string</w:t>
+            </w:r>
+          </w:p>
+        </w:tc>
+        <w:tc>
+          <w:tcPr>
+            <w:tcW w:w="1491" w:type="dxa"/>
+          </w:tcPr>
+          <w:p>
+            <w:r>
+              <w:rPr>
+                <w:sz w:val="24"/>
+                <w:szCs w:val="24"/>
+              </w:rPr>
+              <w:t xml:space="preserve">Normal: Only matching products shown. | Erroneous: 0 results message shown. | Extreme: System does not crash and handles the input gracefully.</w:t>
+            </w:r>
+          </w:p>
+        </w:tc>
+        <w:tc>
+          <w:tcPr>
+            <w:tcW w:w="1491" w:type="dxa"/>
+          </w:tcPr>
+          <w:p/>
+        </w:tc>
+        <w:tc>
+          <w:tcPr>
+            <w:tcW w:w="1495" w:type="dxa"/>
+          </w:tcPr>
+          <w:p/>
+        </w:tc>
+        <w:tc>
+          <w:tcPr>
+            <w:tcW w:w="1485" w:type="dxa"/>
+          </w:tcPr>
+          <w:p>
+            <w:r>
+              <w:rPr>
+                <w:sz w:val="24"/>
+                <w:szCs w:val="24"/>
+              </w:rPr>
+              <w:t xml:space="preserve">20/04/26</w:t>
+            </w:r>
+          </w:p>
         </w:tc>
       </w:tr>
       <w:tr>
@@ -926,31 +1334,55 @@
           <w:tcPr>
             <w:tcW w:w="1479" w:type="dxa"/>
           </w:tcPr>
-          <w:p/>
-        </w:tc>
-        <w:tc>
-          <w:tcPr>
-            <w:tcW w:w="1491" w:type="dxa"/>
-          </w:tcPr>
-          <w:p/>
-        </w:tc>
-        <w:tc>
-          <w:tcPr>
-            <w:tcW w:w="1491" w:type="dxa"/>
-          </w:tcPr>
-          <w:p/>
-        </w:tc>
-        <w:tc>
-          <w:tcPr>
-            <w:tcW w:w="1495" w:type="dxa"/>
-          </w:tcPr>
-          <w:p/>
-        </w:tc>
-        <w:tc>
-          <w:tcPr>
-            <w:tcW w:w="1485" w:type="dxa"/>
-          </w:tcPr>
-          <w:p/>
+          <w:p>
+            <w:r>
+              <w:rPr>
+                <w:sz w:val="24"/>
+                <w:szCs w:val="24"/>
+              </w:rPr>
+              <w:t xml:space="preserve">N/A</w:t>
+            </w:r>
+          </w:p>
+        </w:tc>
+        <w:tc>
+          <w:tcPr>
+            <w:tcW w:w="1491" w:type="dxa"/>
+          </w:tcPr>
+          <w:p>
+            <w:r>
+              <w:rPr>
+                <w:sz w:val="24"/>
+                <w:szCs w:val="24"/>
+              </w:rPr>
+              <w:t xml:space="preserve">Selecting categories updates the grid to show only matching products. Unchecking all boxes restores the full product list.</w:t>
+            </w:r>
+          </w:p>
+        </w:tc>
+        <w:tc>
+          <w:tcPr>
+            <w:tcW w:w="1491" w:type="dxa"/>
+          </w:tcPr>
+          <w:p/>
+        </w:tc>
+        <w:tc>
+          <w:tcPr>
+            <w:tcW w:w="1495" w:type="dxa"/>
+          </w:tcPr>
+          <w:p/>
+        </w:tc>
+        <w:tc>
+          <w:tcPr>
+            <w:tcW w:w="1485" w:type="dxa"/>
+          </w:tcPr>
+          <w:p>
+            <w:r>
+              <w:rPr>
+                <w:sz w:val="24"/>
+                <w:szCs w:val="24"/>
+              </w:rPr>
+              <w:t xml:space="preserve">20/04/26</w:t>
+            </w:r>
+          </w:p>
         </w:tc>
       </w:tr>
       <w:tr>
@@ -972,31 +1404,55 @@
           <w:tcPr>
             <w:tcW w:w="1479" w:type="dxa"/>
           </w:tcPr>
-          <w:p/>
-        </w:tc>
-        <w:tc>
-          <w:tcPr>
-            <w:tcW w:w="1491" w:type="dxa"/>
-          </w:tcPr>
-          <w:p/>
-        </w:tc>
-        <w:tc>
-          <w:tcPr>
-            <w:tcW w:w="1491" w:type="dxa"/>
-          </w:tcPr>
-          <w:p/>
-        </w:tc>
-        <w:tc>
-          <w:tcPr>
-            <w:tcW w:w="1495" w:type="dxa"/>
-          </w:tcPr>
-          <w:p/>
-        </w:tc>
-        <w:tc>
-          <w:tcPr>
-            <w:tcW w:w="1485" w:type="dxa"/>
-          </w:tcPr>
-          <w:p/>
+          <w:p>
+            <w:r>
+              <w:rPr>
+                <w:sz w:val="24"/>
+                <w:szCs w:val="24"/>
+              </w:rPr>
+              <w:t xml:space="preserve">N/A</w:t>
+            </w:r>
+          </w:p>
+        </w:tc>
+        <w:tc>
+          <w:tcPr>
+            <w:tcW w:w="1491" w:type="dxa"/>
+          </w:tcPr>
+          <w:p>
+            <w:r>
+              <w:rPr>
+                <w:sz w:val="24"/>
+                <w:szCs w:val="24"/>
+              </w:rPr>
+              <w:t xml:space="preserve">Product grid reorders correctly after selecting each sort option (Newest, Price: Low to High, Price: High to Low, Rating).</w:t>
+            </w:r>
+          </w:p>
+        </w:tc>
+        <w:tc>
+          <w:tcPr>
+            <w:tcW w:w="1491" w:type="dxa"/>
+          </w:tcPr>
+          <w:p/>
+        </w:tc>
+        <w:tc>
+          <w:tcPr>
+            <w:tcW w:w="1495" w:type="dxa"/>
+          </w:tcPr>
+          <w:p/>
+        </w:tc>
+        <w:tc>
+          <w:tcPr>
+            <w:tcW w:w="1485" w:type="dxa"/>
+          </w:tcPr>
+          <w:p>
+            <w:r>
+              <w:rPr>
+                <w:sz w:val="24"/>
+                <w:szCs w:val="24"/>
+              </w:rPr>
+              <w:t xml:space="preserve">20/04/26</w:t>
+            </w:r>
+          </w:p>
         </w:tc>
       </w:tr>
       <w:tr>
@@ -1018,31 +1474,55 @@
           <w:tcPr>
             <w:tcW w:w="1479" w:type="dxa"/>
           </w:tcPr>
-          <w:p/>
-        </w:tc>
-        <w:tc>
-          <w:tcPr>
-            <w:tcW w:w="1491" w:type="dxa"/>
-          </w:tcPr>
-          <w:p/>
-        </w:tc>
-        <w:tc>
-          <w:tcPr>
-            <w:tcW w:w="1491" w:type="dxa"/>
-          </w:tcPr>
-          <w:p/>
-        </w:tc>
-        <w:tc>
-          <w:tcPr>
-            <w:tcW w:w="1495" w:type="dxa"/>
-          </w:tcPr>
-          <w:p/>
-        </w:tc>
-        <w:tc>
-          <w:tcPr>
-            <w:tcW w:w="1485" w:type="dxa"/>
-          </w:tcPr>
-          <w:p/>
+          <w:p>
+            <w:r>
+              <w:rPr>
+                <w:sz w:val="24"/>
+                <w:szCs w:val="24"/>
+              </w:rPr>
+              <w:t xml:space="preserve">N/A</w:t>
+            </w:r>
+          </w:p>
+        </w:tc>
+        <w:tc>
+          <w:tcPr>
+            <w:tcW w:w="1491" w:type="dxa"/>
+          </w:tcPr>
+          <w:p>
+            <w:r>
+              <w:rPr>
+                <w:sz w:val="24"/>
+                <w:szCs w:val="24"/>
+              </w:rPr>
+              <w:t xml:space="preserve">Logged in: basket badge increments, item appears in basket with correct quantity and price, success toast is displayed. Not logged in: redirected to the Log In page.</w:t>
+            </w:r>
+          </w:p>
+        </w:tc>
+        <w:tc>
+          <w:tcPr>
+            <w:tcW w:w="1491" w:type="dxa"/>
+          </w:tcPr>
+          <w:p/>
+        </w:tc>
+        <w:tc>
+          <w:tcPr>
+            <w:tcW w:w="1495" w:type="dxa"/>
+          </w:tcPr>
+          <w:p/>
+        </w:tc>
+        <w:tc>
+          <w:tcPr>
+            <w:tcW w:w="1485" w:type="dxa"/>
+          </w:tcPr>
+          <w:p>
+            <w:r>
+              <w:rPr>
+                <w:sz w:val="24"/>
+                <w:szCs w:val="24"/>
+              </w:rPr>
+              <w:t xml:space="preserve">20/04/26</w:t>
+            </w:r>
+          </w:p>
         </w:tc>
       </w:tr>
       <w:tr>
@@ -1064,31 +1544,55 @@
           <w:tcPr>
             <w:tcW w:w="1479" w:type="dxa"/>
           </w:tcPr>
-          <w:p/>
-        </w:tc>
-        <w:tc>
-          <w:tcPr>
-            <w:tcW w:w="1491" w:type="dxa"/>
-          </w:tcPr>
-          <w:p/>
-        </w:tc>
-        <w:tc>
-          <w:tcPr>
-            <w:tcW w:w="1491" w:type="dxa"/>
-          </w:tcPr>
-          <w:p/>
-        </w:tc>
-        <w:tc>
-          <w:tcPr>
-            <w:tcW w:w="1495" w:type="dxa"/>
-          </w:tcPr>
-          <w:p/>
-        </w:tc>
-        <w:tc>
-          <w:tcPr>
-            <w:tcW w:w="1485" w:type="dxa"/>
-          </w:tcPr>
-          <w:p/>
+          <w:p>
+            <w:r>
+              <w:rPr>
+                <w:sz w:val="24"/>
+                <w:szCs w:val="24"/>
+              </w:rPr>
+              <w:t xml:space="preserve">N/A</w:t>
+            </w:r>
+          </w:p>
+        </w:tc>
+        <w:tc>
+          <w:tcPr>
+            <w:tcW w:w="1491" w:type="dxa"/>
+          </w:tcPr>
+          <w:p>
+            <w:r>
+              <w:rPr>
+                <w:sz w:val="24"/>
+                <w:szCs w:val="24"/>
+              </w:rPr>
+              <w:t xml:space="preserve">Out-of-stock products display an "Out of Stock" badge and the Add to Basket button is disabled or shows an appropriate message.</w:t>
+            </w:r>
+          </w:p>
+        </w:tc>
+        <w:tc>
+          <w:tcPr>
+            <w:tcW w:w="1491" w:type="dxa"/>
+          </w:tcPr>
+          <w:p/>
+        </w:tc>
+        <w:tc>
+          <w:tcPr>
+            <w:tcW w:w="1495" w:type="dxa"/>
+          </w:tcPr>
+          <w:p/>
+        </w:tc>
+        <w:tc>
+          <w:tcPr>
+            <w:tcW w:w="1485" w:type="dxa"/>
+          </w:tcPr>
+          <w:p>
+            <w:r>
+              <w:rPr>
+                <w:sz w:val="24"/>
+                <w:szCs w:val="24"/>
+              </w:rPr>
+              <w:t xml:space="preserve">20/04/26</w:t>
+            </w:r>
+          </w:p>
         </w:tc>
       </w:tr>
       <w:tr>
@@ -1110,31 +1614,55 @@
           <w:tcPr>
             <w:tcW w:w="1479" w:type="dxa"/>
           </w:tcPr>
-          <w:p/>
-        </w:tc>
-        <w:tc>
-          <w:tcPr>
-            <w:tcW w:w="1491" w:type="dxa"/>
-          </w:tcPr>
-          <w:p/>
-        </w:tc>
-        <w:tc>
-          <w:tcPr>
-            <w:tcW w:w="1491" w:type="dxa"/>
-          </w:tcPr>
-          <w:p/>
-        </w:tc>
-        <w:tc>
-          <w:tcPr>
-            <w:tcW w:w="1495" w:type="dxa"/>
-          </w:tcPr>
-          <w:p/>
-        </w:tc>
-        <w:tc>
-          <w:tcPr>
-            <w:tcW w:w="1485" w:type="dxa"/>
-          </w:tcPr>
-          <w:p/>
+          <w:p>
+            <w:r>
+              <w:rPr>
+                <w:sz w:val="24"/>
+                <w:szCs w:val="24"/>
+              </w:rPr>
+              <w:t xml:space="preserve">N/A</w:t>
+            </w:r>
+          </w:p>
+        </w:tc>
+        <w:tc>
+          <w:tcPr>
+            <w:tcW w:w="1491" w:type="dxa"/>
+          </w:tcPr>
+          <w:p>
+            <w:r>
+              <w:rPr>
+                <w:sz w:val="24"/>
+                <w:szCs w:val="24"/>
+              </w:rPr>
+              <w:t xml:space="preserve">Empty basket state is shown with a Browse Products button that routes to the Products page.</w:t>
+            </w:r>
+          </w:p>
+        </w:tc>
+        <w:tc>
+          <w:tcPr>
+            <w:tcW w:w="1491" w:type="dxa"/>
+          </w:tcPr>
+          <w:p/>
+        </w:tc>
+        <w:tc>
+          <w:tcPr>
+            <w:tcW w:w="1495" w:type="dxa"/>
+          </w:tcPr>
+          <w:p/>
+        </w:tc>
+        <w:tc>
+          <w:tcPr>
+            <w:tcW w:w="1485" w:type="dxa"/>
+          </w:tcPr>
+          <w:p>
+            <w:r>
+              <w:rPr>
+                <w:sz w:val="24"/>
+                <w:szCs w:val="24"/>
+              </w:rPr>
+              <w:t xml:space="preserve">21/04/26</w:t>
+            </w:r>
+          </w:p>
         </w:tc>
       </w:tr>
       <w:tr>
@@ -1156,31 +1684,55 @@
           <w:tcPr>
             <w:tcW w:w="1479" w:type="dxa"/>
           </w:tcPr>
-          <w:p/>
-        </w:tc>
-        <w:tc>
-          <w:tcPr>
-            <w:tcW w:w="1491" w:type="dxa"/>
-          </w:tcPr>
-          <w:p/>
-        </w:tc>
-        <w:tc>
-          <w:tcPr>
-            <w:tcW w:w="1491" w:type="dxa"/>
-          </w:tcPr>
-          <w:p/>
-        </w:tc>
-        <w:tc>
-          <w:tcPr>
-            <w:tcW w:w="1495" w:type="dxa"/>
-          </w:tcPr>
-          <w:p/>
-        </w:tc>
-        <w:tc>
-          <w:tcPr>
-            <w:tcW w:w="1485" w:type="dxa"/>
-          </w:tcPr>
-          <w:p/>
+          <w:p>
+            <w:r>
+              <w:rPr>
+                <w:sz w:val="24"/>
+                <w:szCs w:val="24"/>
+              </w:rPr>
+              <w:t xml:space="preserve">N/A</w:t>
+            </w:r>
+          </w:p>
+        </w:tc>
+        <w:tc>
+          <w:tcPr>
+            <w:tcW w:w="1491" w:type="dxa"/>
+          </w:tcPr>
+          <w:p>
+            <w:r>
+              <w:rPr>
+                <w:sz w:val="24"/>
+                <w:szCs w:val="24"/>
+              </w:rPr>
+              <w:t xml:space="preserve">Each item shows the correct product image/emoji, name, producer name, unit price and calculated line total (qty x unit price).</w:t>
+            </w:r>
+          </w:p>
+        </w:tc>
+        <w:tc>
+          <w:tcPr>
+            <w:tcW w:w="1491" w:type="dxa"/>
+          </w:tcPr>
+          <w:p/>
+        </w:tc>
+        <w:tc>
+          <w:tcPr>
+            <w:tcW w:w="1495" w:type="dxa"/>
+          </w:tcPr>
+          <w:p/>
+        </w:tc>
+        <w:tc>
+          <w:tcPr>
+            <w:tcW w:w="1485" w:type="dxa"/>
+          </w:tcPr>
+          <w:p>
+            <w:r>
+              <w:rPr>
+                <w:sz w:val="24"/>
+                <w:szCs w:val="24"/>
+              </w:rPr>
+              <w:t xml:space="preserve">21/04/26</w:t>
+            </w:r>
+          </w:p>
         </w:tc>
       </w:tr>
       <w:tr>
@@ -1202,31 +1754,55 @@
           <w:tcPr>
             <w:tcW w:w="1479" w:type="dxa"/>
           </w:tcPr>
-          <w:p/>
-        </w:tc>
-        <w:tc>
-          <w:tcPr>
-            <w:tcW w:w="1491" w:type="dxa"/>
-          </w:tcPr>
-          <w:p/>
-        </w:tc>
-        <w:tc>
-          <w:tcPr>
-            <w:tcW w:w="1491" w:type="dxa"/>
-          </w:tcPr>
-          <w:p/>
-        </w:tc>
-        <w:tc>
-          <w:tcPr>
-            <w:tcW w:w="1495" w:type="dxa"/>
-          </w:tcPr>
-          <w:p/>
-        </w:tc>
-        <w:tc>
-          <w:tcPr>
-            <w:tcW w:w="1485" w:type="dxa"/>
-          </w:tcPr>
-          <w:p/>
+          <w:p>
+            <w:r>
+              <w:rPr>
+                <w:sz w:val="24"/>
+                <w:szCs w:val="24"/>
+              </w:rPr>
+              <w:t xml:space="preserve">Normal: qty 2 to 3 | Extreme: qty 1 to 0</w:t>
+            </w:r>
+          </w:p>
+        </w:tc>
+        <w:tc>
+          <w:tcPr>
+            <w:tcW w:w="1491" w:type="dxa"/>
+          </w:tcPr>
+          <w:p>
+            <w:r>
+              <w:rPr>
+                <w:sz w:val="24"/>
+                <w:szCs w:val="24"/>
+              </w:rPr>
+              <w:t xml:space="preserve">Normal: Quantity updates, line price recalculates, order summary and basket badge update. | Extreme: Decrementing to 0 removes the item from the basket.</w:t>
+            </w:r>
+          </w:p>
+        </w:tc>
+        <w:tc>
+          <w:tcPr>
+            <w:tcW w:w="1491" w:type="dxa"/>
+          </w:tcPr>
+          <w:p/>
+        </w:tc>
+        <w:tc>
+          <w:tcPr>
+            <w:tcW w:w="1495" w:type="dxa"/>
+          </w:tcPr>
+          <w:p/>
+        </w:tc>
+        <w:tc>
+          <w:tcPr>
+            <w:tcW w:w="1485" w:type="dxa"/>
+          </w:tcPr>
+          <w:p>
+            <w:r>
+              <w:rPr>
+                <w:sz w:val="24"/>
+                <w:szCs w:val="24"/>
+              </w:rPr>
+              <w:t xml:space="preserve">21/04/26</w:t>
+            </w:r>
+          </w:p>
         </w:tc>
       </w:tr>
       <w:tr>
@@ -1248,31 +1824,55 @@
           <w:tcPr>
             <w:tcW w:w="1479" w:type="dxa"/>
           </w:tcPr>
-          <w:p/>
-        </w:tc>
-        <w:tc>
-          <w:tcPr>
-            <w:tcW w:w="1491" w:type="dxa"/>
-          </w:tcPr>
-          <w:p/>
-        </w:tc>
-        <w:tc>
-          <w:tcPr>
-            <w:tcW w:w="1491" w:type="dxa"/>
-          </w:tcPr>
-          <w:p/>
-        </w:tc>
-        <w:tc>
-          <w:tcPr>
-            <w:tcW w:w="1495" w:type="dxa"/>
-          </w:tcPr>
-          <w:p/>
-        </w:tc>
-        <w:tc>
-          <w:tcPr>
-            <w:tcW w:w="1485" w:type="dxa"/>
-          </w:tcPr>
-          <w:p/>
+          <w:p>
+            <w:r>
+              <w:rPr>
+                <w:sz w:val="24"/>
+                <w:szCs w:val="24"/>
+              </w:rPr>
+              <w:t xml:space="preserve">N/A</w:t>
+            </w:r>
+          </w:p>
+        </w:tc>
+        <w:tc>
+          <w:tcPr>
+            <w:tcW w:w="1491" w:type="dxa"/>
+          </w:tcPr>
+          <w:p>
+            <w:r>
+              <w:rPr>
+                <w:sz w:val="24"/>
+                <w:szCs w:val="24"/>
+              </w:rPr>
+              <w:t xml:space="preserve">Item is removed, subtotal and total recalculate, basket badge decrements. If last item removed, empty state is shown.</w:t>
+            </w:r>
+          </w:p>
+        </w:tc>
+        <w:tc>
+          <w:tcPr>
+            <w:tcW w:w="1491" w:type="dxa"/>
+          </w:tcPr>
+          <w:p/>
+        </w:tc>
+        <w:tc>
+          <w:tcPr>
+            <w:tcW w:w="1495" w:type="dxa"/>
+          </w:tcPr>
+          <w:p/>
+        </w:tc>
+        <w:tc>
+          <w:tcPr>
+            <w:tcW w:w="1485" w:type="dxa"/>
+          </w:tcPr>
+          <w:p>
+            <w:r>
+              <w:rPr>
+                <w:sz w:val="24"/>
+                <w:szCs w:val="24"/>
+              </w:rPr>
+              <w:t xml:space="preserve">21/04/26</w:t>
+            </w:r>
+          </w:p>
         </w:tc>
       </w:tr>
       <w:tr>
@@ -1294,31 +1894,55 @@
           <w:tcPr>
             <w:tcW w:w="1479" w:type="dxa"/>
           </w:tcPr>
-          <w:p/>
-        </w:tc>
-        <w:tc>
-          <w:tcPr>
-            <w:tcW w:w="1491" w:type="dxa"/>
-          </w:tcPr>
-          <w:p/>
-        </w:tc>
-        <w:tc>
-          <w:tcPr>
-            <w:tcW w:w="1491" w:type="dxa"/>
-          </w:tcPr>
-          <w:p/>
-        </w:tc>
-        <w:tc>
-          <w:tcPr>
-            <w:tcW w:w="1495" w:type="dxa"/>
-          </w:tcPr>
-          <w:p/>
-        </w:tc>
-        <w:tc>
-          <w:tcPr>
-            <w:tcW w:w="1485" w:type="dxa"/>
-          </w:tcPr>
-          <w:p/>
+          <w:p>
+            <w:r>
+              <w:rPr>
+                <w:sz w:val="24"/>
+                <w:szCs w:val="24"/>
+              </w:rPr>
+              <w:t xml:space="preserve">Normal: 2x £2.49 + 1x £3.99 = £8.97 subtotal, £3.99 delivery, £12.96 total | Extreme: order total over £50</w:t>
+            </w:r>
+          </w:p>
+        </w:tc>
+        <w:tc>
+          <w:tcPr>
+            <w:tcW w:w="1491" w:type="dxa"/>
+          </w:tcPr>
+          <w:p>
+            <w:r>
+              <w:rPr>
+                <w:sz w:val="24"/>
+                <w:szCs w:val="24"/>
+              </w:rPr>
+              <w:t xml:space="preserve">Normal: Order summary shows correct subtotal, £3.99 delivery and total. | Extreme: Delivery fee shows as £0.00 when order exceeds £50.</w:t>
+            </w:r>
+          </w:p>
+        </w:tc>
+        <w:tc>
+          <w:tcPr>
+            <w:tcW w:w="1491" w:type="dxa"/>
+          </w:tcPr>
+          <w:p/>
+        </w:tc>
+        <w:tc>
+          <w:tcPr>
+            <w:tcW w:w="1495" w:type="dxa"/>
+          </w:tcPr>
+          <w:p/>
+        </w:tc>
+        <w:tc>
+          <w:tcPr>
+            <w:tcW w:w="1485" w:type="dxa"/>
+          </w:tcPr>
+          <w:p>
+            <w:r>
+              <w:rPr>
+                <w:sz w:val="24"/>
+                <w:szCs w:val="24"/>
+              </w:rPr>
+              <w:t xml:space="preserve">21/04/26</w:t>
+            </w:r>
+          </w:p>
         </w:tc>
       </w:tr>
       <w:tr>
@@ -1340,31 +1964,55 @@
           <w:tcPr>
             <w:tcW w:w="1479" w:type="dxa"/>
           </w:tcPr>
-          <w:p/>
-        </w:tc>
-        <w:tc>
-          <w:tcPr>
-            <w:tcW w:w="1491" w:type="dxa"/>
-          </w:tcPr>
-          <w:p/>
-        </w:tc>
-        <w:tc>
-          <w:tcPr>
-            <w:tcW w:w="1491" w:type="dxa"/>
-          </w:tcPr>
-          <w:p/>
-        </w:tc>
-        <w:tc>
-          <w:tcPr>
-            <w:tcW w:w="1495" w:type="dxa"/>
-          </w:tcPr>
-          <w:p/>
-        </w:tc>
-        <w:tc>
-          <w:tcPr>
-            <w:tcW w:w="1485" w:type="dxa"/>
-          </w:tcPr>
-          <w:p/>
+          <w:p>
+            <w:r>
+              <w:rPr>
+                <w:sz w:val="24"/>
+                <w:szCs w:val="24"/>
+              </w:rPr>
+              <w:t xml:space="preserve">Normal: SUMMER10 | Erroneous: NOTACODE | Extreme: 500 random characters</w:t>
+            </w:r>
+          </w:p>
+        </w:tc>
+        <w:tc>
+          <w:tcPr>
+            <w:tcW w:w="1491" w:type="dxa"/>
+          </w:tcPr>
+          <w:p>
+            <w:r>
+              <w:rPr>
+                <w:sz w:val="24"/>
+                <w:szCs w:val="24"/>
+              </w:rPr>
+              <w:t xml:space="preserve">Normal: Discount is applied and shown as a line item. | Erroneous: Error message is displayed in Error accent colour (#D9534F). | Extreme: System handles long input gracefully without crashing.</w:t>
+            </w:r>
+          </w:p>
+        </w:tc>
+        <w:tc>
+          <w:tcPr>
+            <w:tcW w:w="1491" w:type="dxa"/>
+          </w:tcPr>
+          <w:p/>
+        </w:tc>
+        <w:tc>
+          <w:tcPr>
+            <w:tcW w:w="1495" w:type="dxa"/>
+          </w:tcPr>
+          <w:p/>
+        </w:tc>
+        <w:tc>
+          <w:tcPr>
+            <w:tcW w:w="1485" w:type="dxa"/>
+          </w:tcPr>
+          <w:p>
+            <w:r>
+              <w:rPr>
+                <w:sz w:val="24"/>
+                <w:szCs w:val="24"/>
+              </w:rPr>
+              <w:t xml:space="preserve">21/04/26</w:t>
+            </w:r>
+          </w:p>
         </w:tc>
       </w:tr>
       <w:tr>
@@ -1386,31 +2034,55 @@
           <w:tcPr>
             <w:tcW w:w="1479" w:type="dxa"/>
           </w:tcPr>
-          <w:p/>
-        </w:tc>
-        <w:tc>
-          <w:tcPr>
-            <w:tcW w:w="1491" w:type="dxa"/>
-          </w:tcPr>
-          <w:p/>
-        </w:tc>
-        <w:tc>
-          <w:tcPr>
-            <w:tcW w:w="1491" w:type="dxa"/>
-          </w:tcPr>
-          <w:p/>
-        </w:tc>
-        <w:tc>
-          <w:tcPr>
-            <w:tcW w:w="1495" w:type="dxa"/>
-          </w:tcPr>
-          <w:p/>
-        </w:tc>
-        <w:tc>
-          <w:tcPr>
-            <w:tcW w:w="1485" w:type="dxa"/>
-          </w:tcPr>
-          <w:p/>
+          <w:p>
+            <w:r>
+              <w:rPr>
+                <w:sz w:val="24"/>
+                <w:szCs w:val="24"/>
+              </w:rPr>
+              <w:t xml:space="preserve">N/A</w:t>
+            </w:r>
+          </w:p>
+        </w:tc>
+        <w:tc>
+          <w:tcPr>
+            <w:tcW w:w="1491" w:type="dxa"/>
+          </w:tcPr>
+          <w:p>
+            <w:r>
+              <w:rPr>
+                <w:sz w:val="24"/>
+                <w:szCs w:val="24"/>
+              </w:rPr>
+              <w:t xml:space="preserve">User is routed to the checkout/order page with their basket items intact.</w:t>
+            </w:r>
+          </w:p>
+        </w:tc>
+        <w:tc>
+          <w:tcPr>
+            <w:tcW w:w="1491" w:type="dxa"/>
+          </w:tcPr>
+          <w:p/>
+        </w:tc>
+        <w:tc>
+          <w:tcPr>
+            <w:tcW w:w="1495" w:type="dxa"/>
+          </w:tcPr>
+          <w:p/>
+        </w:tc>
+        <w:tc>
+          <w:tcPr>
+            <w:tcW w:w="1485" w:type="dxa"/>
+          </w:tcPr>
+          <w:p>
+            <w:r>
+              <w:rPr>
+                <w:sz w:val="24"/>
+                <w:szCs w:val="24"/>
+              </w:rPr>
+              <w:t xml:space="preserve">21/04/26</w:t>
+            </w:r>
+          </w:p>
         </w:tc>
       </w:tr>
       <w:tr>
@@ -1432,31 +2104,55 @@
           <w:tcPr>
             <w:tcW w:w="1479" w:type="dxa"/>
           </w:tcPr>
-          <w:p/>
-        </w:tc>
-        <w:tc>
-          <w:tcPr>
-            <w:tcW w:w="1491" w:type="dxa"/>
-          </w:tcPr>
-          <w:p/>
-        </w:tc>
-        <w:tc>
-          <w:tcPr>
-            <w:tcW w:w="1491" w:type="dxa"/>
-          </w:tcPr>
-          <w:p/>
-        </w:tc>
-        <w:tc>
-          <w:tcPr>
-            <w:tcW w:w="1495" w:type="dxa"/>
-          </w:tcPr>
-          <w:p/>
-        </w:tc>
-        <w:tc>
-          <w:tcPr>
-            <w:tcW w:w="1485" w:type="dxa"/>
-          </w:tcPr>
-          <w:p/>
+          <w:p>
+            <w:r>
+              <w:rPr>
+                <w:sz w:val="24"/>
+                <w:szCs w:val="24"/>
+              </w:rPr>
+              <w:t xml:space="preserve">N/A</w:t>
+            </w:r>
+          </w:p>
+        </w:tc>
+        <w:tc>
+          <w:tcPr>
+            <w:tcW w:w="1491" w:type="dxa"/>
+          </w:tcPr>
+          <w:p>
+            <w:r>
+              <w:rPr>
+                <w:sz w:val="24"/>
+                <w:szCs w:val="24"/>
+              </w:rPr>
+              <w:t xml:space="preserve">User is routed back to the Products page without the basket being cleared.</w:t>
+            </w:r>
+          </w:p>
+        </w:tc>
+        <w:tc>
+          <w:tcPr>
+            <w:tcW w:w="1491" w:type="dxa"/>
+          </w:tcPr>
+          <w:p/>
+        </w:tc>
+        <w:tc>
+          <w:tcPr>
+            <w:tcW w:w="1495" w:type="dxa"/>
+          </w:tcPr>
+          <w:p/>
+        </w:tc>
+        <w:tc>
+          <w:tcPr>
+            <w:tcW w:w="1485" w:type="dxa"/>
+          </w:tcPr>
+          <w:p>
+            <w:r>
+              <w:rPr>
+                <w:sz w:val="24"/>
+                <w:szCs w:val="24"/>
+              </w:rPr>
+              <w:t xml:space="preserve">21/04/26</w:t>
+            </w:r>
+          </w:p>
         </w:tc>
       </w:tr>
       <w:tr>
@@ -1478,31 +2174,55 @@
           <w:tcPr>
             <w:tcW w:w="1479" w:type="dxa"/>
           </w:tcPr>
-          <w:p/>
-        </w:tc>
-        <w:tc>
-          <w:tcPr>
-            <w:tcW w:w="1491" w:type="dxa"/>
-          </w:tcPr>
-          <w:p/>
-        </w:tc>
-        <w:tc>
-          <w:tcPr>
-            <w:tcW w:w="1491" w:type="dxa"/>
-          </w:tcPr>
-          <w:p/>
-        </w:tc>
-        <w:tc>
-          <w:tcPr>
-            <w:tcW w:w="1495" w:type="dxa"/>
-          </w:tcPr>
-          <w:p/>
-        </w:tc>
-        <w:tc>
-          <w:tcPr>
-            <w:tcW w:w="1485" w:type="dxa"/>
-          </w:tcPr>
-          <w:p/>
+          <w:p>
+            <w:r>
+              <w:rPr>
+                <w:sz w:val="24"/>
+                <w:szCs w:val="24"/>
+              </w:rPr>
+              <w:t xml:space="preserve">N/A</w:t>
+            </w:r>
+          </w:p>
+        </w:tc>
+        <w:tc>
+          <w:tcPr>
+            <w:tcW w:w="1491" w:type="dxa"/>
+          </w:tcPr>
+          <w:p>
+            <w:r>
+              <w:rPr>
+                <w:sz w:val="24"/>
+                <w:szCs w:val="24"/>
+              </w:rPr>
+              <w:t xml:space="preserve">Each order card shows correct order ID, date, item chips and total. Orders are listed with the most recent first.</w:t>
+            </w:r>
+          </w:p>
+        </w:tc>
+        <w:tc>
+          <w:tcPr>
+            <w:tcW w:w="1491" w:type="dxa"/>
+          </w:tcPr>
+          <w:p/>
+        </w:tc>
+        <w:tc>
+          <w:tcPr>
+            <w:tcW w:w="1495" w:type="dxa"/>
+          </w:tcPr>
+          <w:p/>
+        </w:tc>
+        <w:tc>
+          <w:tcPr>
+            <w:tcW w:w="1485" w:type="dxa"/>
+          </w:tcPr>
+          <w:p>
+            <w:r>
+              <w:rPr>
+                <w:sz w:val="24"/>
+                <w:szCs w:val="24"/>
+              </w:rPr>
+              <w:t xml:space="preserve">22/04/26</w:t>
+            </w:r>
+          </w:p>
         </w:tc>
       </w:tr>
       <w:tr>
@@ -1525,31 +2245,55 @@
           <w:tcPr>
             <w:tcW w:w="1479" w:type="dxa"/>
           </w:tcPr>
-          <w:p/>
-        </w:tc>
-        <w:tc>
-          <w:tcPr>
-            <w:tcW w:w="1491" w:type="dxa"/>
-          </w:tcPr>
-          <w:p/>
-        </w:tc>
-        <w:tc>
-          <w:tcPr>
-            <w:tcW w:w="1491" w:type="dxa"/>
-          </w:tcPr>
-          <w:p/>
-        </w:tc>
-        <w:tc>
-          <w:tcPr>
-            <w:tcW w:w="1495" w:type="dxa"/>
-          </w:tcPr>
-          <w:p/>
-        </w:tc>
-        <w:tc>
-          <w:tcPr>
-            <w:tcW w:w="1485" w:type="dxa"/>
-          </w:tcPr>
-          <w:p/>
+          <w:p>
+            <w:r>
+              <w:rPr>
+                <w:sz w:val="24"/>
+                <w:szCs w:val="24"/>
+              </w:rPr>
+              <w:t xml:space="preserve">N/A</w:t>
+            </w:r>
+          </w:p>
+        </w:tc>
+        <w:tc>
+          <w:tcPr>
+            <w:tcW w:w="1491" w:type="dxa"/>
+          </w:tcPr>
+          <w:p>
+            <w:r>
+              <w:rPr>
+                <w:sz w:val="24"/>
+                <w:szCs w:val="24"/>
+              </w:rPr>
+              <w:t xml:space="preserve">Each order card displays the correct status badge with correct colour: Delivered (#4CAF50), Processing (#E9B44C), Shipped (#3498db).</w:t>
+            </w:r>
+          </w:p>
+        </w:tc>
+        <w:tc>
+          <w:tcPr>
+            <w:tcW w:w="1491" w:type="dxa"/>
+          </w:tcPr>
+          <w:p/>
+        </w:tc>
+        <w:tc>
+          <w:tcPr>
+            <w:tcW w:w="1495" w:type="dxa"/>
+          </w:tcPr>
+          <w:p/>
+        </w:tc>
+        <w:tc>
+          <w:tcPr>
+            <w:tcW w:w="1485" w:type="dxa"/>
+          </w:tcPr>
+          <w:p>
+            <w:r>
+              <w:rPr>
+                <w:sz w:val="24"/>
+                <w:szCs w:val="24"/>
+              </w:rPr>
+              <w:t xml:space="preserve">22/04/26</w:t>
+            </w:r>
+          </w:p>
         </w:tc>
       </w:tr>
       <w:tr>
@@ -1571,31 +2315,55 @@
           <w:tcPr>
             <w:tcW w:w="1479" w:type="dxa"/>
           </w:tcPr>
-          <w:p/>
-        </w:tc>
-        <w:tc>
-          <w:tcPr>
-            <w:tcW w:w="1491" w:type="dxa"/>
-          </w:tcPr>
-          <w:p/>
-        </w:tc>
-        <w:tc>
-          <w:tcPr>
-            <w:tcW w:w="1491" w:type="dxa"/>
-          </w:tcPr>
-          <w:p/>
-        </w:tc>
-        <w:tc>
-          <w:tcPr>
-            <w:tcW w:w="1495" w:type="dxa"/>
-          </w:tcPr>
-          <w:p/>
-        </w:tc>
-        <w:tc>
-          <w:tcPr>
-            <w:tcW w:w="1485" w:type="dxa"/>
-          </w:tcPr>
-          <w:p/>
+          <w:p>
+            <w:r>
+              <w:rPr>
+                <w:sz w:val="24"/>
+                <w:szCs w:val="24"/>
+              </w:rPr>
+              <w:t xml:space="preserve">N/A</w:t>
+            </w:r>
+          </w:p>
+        </w:tc>
+        <w:tc>
+          <w:tcPr>
+            <w:tcW w:w="1491" w:type="dxa"/>
+          </w:tcPr>
+          <w:p>
+            <w:r>
+              <w:rPr>
+                <w:sz w:val="24"/>
+                <w:szCs w:val="24"/>
+              </w:rPr>
+              <w:t xml:space="preserve">All items from the past order are added to the current basket with quantity 1 and the basket badge updates.</w:t>
+            </w:r>
+          </w:p>
+        </w:tc>
+        <w:tc>
+          <w:tcPr>
+            <w:tcW w:w="1491" w:type="dxa"/>
+          </w:tcPr>
+          <w:p/>
+        </w:tc>
+        <w:tc>
+          <w:tcPr>
+            <w:tcW w:w="1495" w:type="dxa"/>
+          </w:tcPr>
+          <w:p/>
+        </w:tc>
+        <w:tc>
+          <w:tcPr>
+            <w:tcW w:w="1485" w:type="dxa"/>
+          </w:tcPr>
+          <w:p>
+            <w:r>
+              <w:rPr>
+                <w:sz w:val="24"/>
+                <w:szCs w:val="24"/>
+              </w:rPr>
+              <w:t xml:space="preserve">22/04/26</w:t>
+            </w:r>
+          </w:p>
         </w:tc>
       </w:tr>
       <w:tr>
@@ -1617,31 +2385,55 @@
           <w:tcPr>
             <w:tcW w:w="1479" w:type="dxa"/>
           </w:tcPr>
-          <w:p/>
-        </w:tc>
-        <w:tc>
-          <w:tcPr>
-            <w:tcW w:w="1491" w:type="dxa"/>
-          </w:tcPr>
-          <w:p/>
-        </w:tc>
-        <w:tc>
-          <w:tcPr>
-            <w:tcW w:w="1491" w:type="dxa"/>
-          </w:tcPr>
-          <w:p/>
-        </w:tc>
-        <w:tc>
-          <w:tcPr>
-            <w:tcW w:w="1495" w:type="dxa"/>
-          </w:tcPr>
-          <w:p/>
-        </w:tc>
-        <w:tc>
-          <w:tcPr>
-            <w:tcW w:w="1485" w:type="dxa"/>
-          </w:tcPr>
-          <w:p/>
+          <w:p>
+            <w:r>
+              <w:rPr>
+                <w:sz w:val="24"/>
+                <w:szCs w:val="24"/>
+              </w:rPr>
+              <w:t xml:space="preserve">N/A</w:t>
+            </w:r>
+          </w:p>
+        </w:tc>
+        <w:tc>
+          <w:tcPr>
+            <w:tcW w:w="1491" w:type="dxa"/>
+          </w:tcPr>
+          <w:p>
+            <w:r>
+              <w:rPr>
+                <w:sz w:val="24"/>
+                <w:szCs w:val="24"/>
+              </w:rPr>
+              <w:t xml:space="preserve">Guests are redirected to Log In. Customers see only their own orders. Producers cannot see other users’ orders via My Orders.</w:t>
+            </w:r>
+          </w:p>
+        </w:tc>
+        <w:tc>
+          <w:tcPr>
+            <w:tcW w:w="1491" w:type="dxa"/>
+          </w:tcPr>
+          <w:p/>
+        </w:tc>
+        <w:tc>
+          <w:tcPr>
+            <w:tcW w:w="1495" w:type="dxa"/>
+          </w:tcPr>
+          <w:p/>
+        </w:tc>
+        <w:tc>
+          <w:tcPr>
+            <w:tcW w:w="1485" w:type="dxa"/>
+          </w:tcPr>
+          <w:p>
+            <w:r>
+              <w:rPr>
+                <w:sz w:val="24"/>
+                <w:szCs w:val="24"/>
+              </w:rPr>
+              <w:t xml:space="preserve">22/04/26</w:t>
+            </w:r>
+          </w:p>
         </w:tc>
       </w:tr>
       <w:tr>
@@ -1663,31 +2455,55 @@
           <w:tcPr>
             <w:tcW w:w="1479" w:type="dxa"/>
           </w:tcPr>
-          <w:p/>
-        </w:tc>
-        <w:tc>
-          <w:tcPr>
-            <w:tcW w:w="1491" w:type="dxa"/>
-          </w:tcPr>
-          <w:p/>
-        </w:tc>
-        <w:tc>
-          <w:tcPr>
-            <w:tcW w:w="1491" w:type="dxa"/>
-          </w:tcPr>
-          <w:p/>
-        </w:tc>
-        <w:tc>
-          <w:tcPr>
-            <w:tcW w:w="1495" w:type="dxa"/>
-          </w:tcPr>
-          <w:p/>
-        </w:tc>
-        <w:tc>
-          <w:tcPr>
-            <w:tcW w:w="1485" w:type="dxa"/>
-          </w:tcPr>
-          <w:p/>
+          <w:p>
+            <w:r>
+              <w:rPr>
+                <w:sz w:val="24"/>
+                <w:szCs w:val="24"/>
+              </w:rPr>
+              <w:t xml:space="preserve">N/A</w:t>
+            </w:r>
+          </w:p>
+        </w:tc>
+        <w:tc>
+          <w:tcPr>
+            <w:tcW w:w="1491" w:type="dxa"/>
+          </w:tcPr>
+          <w:p>
+            <w:r>
+              <w:rPr>
+                <w:sz w:val="24"/>
+                <w:szCs w:val="24"/>
+              </w:rPr>
+              <w:t xml:space="preserve">Each producer card displays the business name, description and a View Products button matching the Producers database records.</w:t>
+            </w:r>
+          </w:p>
+        </w:tc>
+        <w:tc>
+          <w:tcPr>
+            <w:tcW w:w="1491" w:type="dxa"/>
+          </w:tcPr>
+          <w:p/>
+        </w:tc>
+        <w:tc>
+          <w:tcPr>
+            <w:tcW w:w="1495" w:type="dxa"/>
+          </w:tcPr>
+          <w:p/>
+        </w:tc>
+        <w:tc>
+          <w:tcPr>
+            <w:tcW w:w="1485" w:type="dxa"/>
+          </w:tcPr>
+          <w:p>
+            <w:r>
+              <w:rPr>
+                <w:sz w:val="24"/>
+                <w:szCs w:val="24"/>
+              </w:rPr>
+              <w:t xml:space="preserve">22/04/26</w:t>
+            </w:r>
+          </w:p>
         </w:tc>
       </w:tr>
       <w:tr>
@@ -1709,31 +2525,55 @@
           <w:tcPr>
             <w:tcW w:w="1479" w:type="dxa"/>
           </w:tcPr>
-          <w:p/>
-        </w:tc>
-        <w:tc>
-          <w:tcPr>
-            <w:tcW w:w="1491" w:type="dxa"/>
-          </w:tcPr>
-          <w:p/>
-        </w:tc>
-        <w:tc>
-          <w:tcPr>
-            <w:tcW w:w="1491" w:type="dxa"/>
-          </w:tcPr>
-          <w:p/>
-        </w:tc>
-        <w:tc>
-          <w:tcPr>
-            <w:tcW w:w="1495" w:type="dxa"/>
-          </w:tcPr>
-          <w:p/>
-        </w:tc>
-        <w:tc>
-          <w:tcPr>
-            <w:tcW w:w="1485" w:type="dxa"/>
-          </w:tcPr>
-          <w:p/>
+          <w:p>
+            <w:r>
+              <w:rPr>
+                <w:sz w:val="24"/>
+                <w:szCs w:val="24"/>
+              </w:rPr>
+              <w:t xml:space="preserve">N/A</w:t>
+            </w:r>
+          </w:p>
+        </w:tc>
+        <w:tc>
+          <w:tcPr>
+            <w:tcW w:w="1491" w:type="dxa"/>
+          </w:tcPr>
+          <w:p>
+            <w:r>
+              <w:rPr>
+                <w:sz w:val="24"/>
+                <w:szCs w:val="24"/>
+              </w:rPr>
+              <w:t xml:space="preserve">Clicking View Products routes to the Products page showing only that producer’s products.</w:t>
+            </w:r>
+          </w:p>
+        </w:tc>
+        <w:tc>
+          <w:tcPr>
+            <w:tcW w:w="1491" w:type="dxa"/>
+          </w:tcPr>
+          <w:p/>
+        </w:tc>
+        <w:tc>
+          <w:tcPr>
+            <w:tcW w:w="1495" w:type="dxa"/>
+          </w:tcPr>
+          <w:p/>
+        </w:tc>
+        <w:tc>
+          <w:tcPr>
+            <w:tcW w:w="1485" w:type="dxa"/>
+          </w:tcPr>
+          <w:p>
+            <w:r>
+              <w:rPr>
+                <w:sz w:val="24"/>
+                <w:szCs w:val="24"/>
+              </w:rPr>
+              <w:t xml:space="preserve">22/04/26</w:t>
+            </w:r>
+          </w:p>
         </w:tc>
       </w:tr>
       <w:tr>
@@ -1755,31 +2595,55 @@
           <w:tcPr>
             <w:tcW w:w="1479" w:type="dxa"/>
           </w:tcPr>
-          <w:p/>
-        </w:tc>
-        <w:tc>
-          <w:tcPr>
-            <w:tcW w:w="1491" w:type="dxa"/>
-          </w:tcPr>
-          <w:p/>
-        </w:tc>
-        <w:tc>
-          <w:tcPr>
-            <w:tcW w:w="1491" w:type="dxa"/>
-          </w:tcPr>
-          <w:p/>
-        </w:tc>
-        <w:tc>
-          <w:tcPr>
-            <w:tcW w:w="1495" w:type="dxa"/>
-          </w:tcPr>
-          <w:p/>
-        </w:tc>
-        <w:tc>
-          <w:tcPr>
-            <w:tcW w:w="1485" w:type="dxa"/>
-          </w:tcPr>
-          <w:p/>
+          <w:p>
+            <w:r>
+              <w:rPr>
+                <w:sz w:val="24"/>
+                <w:szCs w:val="24"/>
+              </w:rPr>
+              <w:t xml:space="preserve">N/A</w:t>
+            </w:r>
+          </w:p>
+        </w:tc>
+        <w:tc>
+          <w:tcPr>
+            <w:tcW w:w="1491" w:type="dxa"/>
+          </w:tcPr>
+          <w:p>
+            <w:r>
+              <w:rPr>
+                <w:sz w:val="24"/>
+                <w:szCs w:val="24"/>
+              </w:rPr>
+              <w:t xml:space="preserve">Guests are redirected to Log In. Customers are redirected to Access Denied. Producers and Admins can access the dashboard. Dashboard link is hidden from Customers and Guests.</w:t>
+            </w:r>
+          </w:p>
+        </w:tc>
+        <w:tc>
+          <w:tcPr>
+            <w:tcW w:w="1491" w:type="dxa"/>
+          </w:tcPr>
+          <w:p/>
+        </w:tc>
+        <w:tc>
+          <w:tcPr>
+            <w:tcW w:w="1495" w:type="dxa"/>
+          </w:tcPr>
+          <w:p/>
+        </w:tc>
+        <w:tc>
+          <w:tcPr>
+            <w:tcW w:w="1485" w:type="dxa"/>
+          </w:tcPr>
+          <w:p>
+            <w:r>
+              <w:rPr>
+                <w:sz w:val="24"/>
+                <w:szCs w:val="24"/>
+              </w:rPr>
+              <w:t xml:space="preserve">23/04/26</w:t>
+            </w:r>
+          </w:p>
         </w:tc>
       </w:tr>
       <w:tr>
@@ -1801,31 +2665,55 @@
           <w:tcPr>
             <w:tcW w:w="1479" w:type="dxa"/>
           </w:tcPr>
-          <w:p/>
-        </w:tc>
-        <w:tc>
-          <w:tcPr>
-            <w:tcW w:w="1491" w:type="dxa"/>
-          </w:tcPr>
-          <w:p/>
-        </w:tc>
-        <w:tc>
-          <w:tcPr>
-            <w:tcW w:w="1491" w:type="dxa"/>
-          </w:tcPr>
-          <w:p/>
-        </w:tc>
-        <w:tc>
-          <w:tcPr>
-            <w:tcW w:w="1495" w:type="dxa"/>
-          </w:tcPr>
-          <w:p/>
-        </w:tc>
-        <w:tc>
-          <w:tcPr>
-            <w:tcW w:w="1485" w:type="dxa"/>
-          </w:tcPr>
-          <w:p/>
+          <w:p>
+            <w:r>
+              <w:rPr>
+                <w:sz w:val="24"/>
+                <w:szCs w:val="24"/>
+              </w:rPr>
+              <w:t xml:space="preserve">N/A</w:t>
+            </w:r>
+          </w:p>
+        </w:tc>
+        <w:tc>
+          <w:tcPr>
+            <w:tcW w:w="1491" w:type="dxa"/>
+          </w:tcPr>
+          <w:p>
+            <w:r>
+              <w:rPr>
+                <w:sz w:val="24"/>
+                <w:szCs w:val="24"/>
+              </w:rPr>
+              <w:t xml:space="preserve">All four stats cards (Total Revenue, Orders, Products Listed, Avg Rating) display values that correctly match the underlying database records.</w:t>
+            </w:r>
+          </w:p>
+        </w:tc>
+        <w:tc>
+          <w:tcPr>
+            <w:tcW w:w="1491" w:type="dxa"/>
+          </w:tcPr>
+          <w:p/>
+        </w:tc>
+        <w:tc>
+          <w:tcPr>
+            <w:tcW w:w="1495" w:type="dxa"/>
+          </w:tcPr>
+          <w:p/>
+        </w:tc>
+        <w:tc>
+          <w:tcPr>
+            <w:tcW w:w="1485" w:type="dxa"/>
+          </w:tcPr>
+          <w:p>
+            <w:r>
+              <w:rPr>
+                <w:sz w:val="24"/>
+                <w:szCs w:val="24"/>
+              </w:rPr>
+              <w:t xml:space="preserve">23/04/26</w:t>
+            </w:r>
+          </w:p>
         </w:tc>
       </w:tr>
       <w:tr>
@@ -1847,31 +2735,55 @@
           <w:tcPr>
             <w:tcW w:w="1479" w:type="dxa"/>
           </w:tcPr>
-          <w:p/>
-        </w:tc>
-        <w:tc>
-          <w:tcPr>
-            <w:tcW w:w="1491" w:type="dxa"/>
-          </w:tcPr>
-          <w:p/>
-        </w:tc>
-        <w:tc>
-          <w:tcPr>
-            <w:tcW w:w="1491" w:type="dxa"/>
-          </w:tcPr>
-          <w:p/>
-        </w:tc>
-        <w:tc>
-          <w:tcPr>
-            <w:tcW w:w="1495" w:type="dxa"/>
-          </w:tcPr>
-          <w:p/>
-        </w:tc>
-        <w:tc>
-          <w:tcPr>
-            <w:tcW w:w="1485" w:type="dxa"/>
-          </w:tcPr>
-          <w:p/>
+          <w:p>
+            <w:r>
+              <w:rPr>
+                <w:sz w:val="24"/>
+                <w:szCs w:val="24"/>
+              </w:rPr>
+              <w:t xml:space="preserve">N/A</w:t>
+            </w:r>
+          </w:p>
+        </w:tc>
+        <w:tc>
+          <w:tcPr>
+            <w:tcW w:w="1491" w:type="dxa"/>
+          </w:tcPr>
+          <w:p>
+            <w:r>
+              <w:rPr>
+                <w:sz w:val="24"/>
+                <w:szCs w:val="24"/>
+              </w:rPr>
+              <w:t xml:space="preserve">Recent Orders table shows correct order ID, anonymised customer name, items, total and status badge. Clicking View All routes to the full Orders sub-tab.</w:t>
+            </w:r>
+          </w:p>
+        </w:tc>
+        <w:tc>
+          <w:tcPr>
+            <w:tcW w:w="1491" w:type="dxa"/>
+          </w:tcPr>
+          <w:p/>
+        </w:tc>
+        <w:tc>
+          <w:tcPr>
+            <w:tcW w:w="1495" w:type="dxa"/>
+          </w:tcPr>
+          <w:p/>
+        </w:tc>
+        <w:tc>
+          <w:tcPr>
+            <w:tcW w:w="1485" w:type="dxa"/>
+          </w:tcPr>
+          <w:p>
+            <w:r>
+              <w:rPr>
+                <w:sz w:val="24"/>
+                <w:szCs w:val="24"/>
+              </w:rPr>
+              <w:t xml:space="preserve">23/04/26</w:t>
+            </w:r>
+          </w:p>
         </w:tc>
       </w:tr>
       <w:tr>
@@ -1893,31 +2805,55 @@
           <w:tcPr>
             <w:tcW w:w="1479" w:type="dxa"/>
           </w:tcPr>
-          <w:p/>
-        </w:tc>
-        <w:tc>
-          <w:tcPr>
-            <w:tcW w:w="1491" w:type="dxa"/>
-          </w:tcPr>
-          <w:p/>
-        </w:tc>
-        <w:tc>
-          <w:tcPr>
-            <w:tcW w:w="1491" w:type="dxa"/>
-          </w:tcPr>
-          <w:p/>
-        </w:tc>
-        <w:tc>
-          <w:tcPr>
-            <w:tcW w:w="1495" w:type="dxa"/>
-          </w:tcPr>
-          <w:p/>
-        </w:tc>
-        <w:tc>
-          <w:tcPr>
-            <w:tcW w:w="1485" w:type="dxa"/>
-          </w:tcPr>
-          <w:p/>
+          <w:p>
+            <w:r>
+              <w:rPr>
+                <w:sz w:val="24"/>
+                <w:szCs w:val="24"/>
+              </w:rPr>
+              <w:t xml:space="preserve">Normal: set stock to 50 | Erroneous: set stock to -5 | Extreme: set stock to 0</w:t>
+            </w:r>
+          </w:p>
+        </w:tc>
+        <w:tc>
+          <w:tcPr>
+            <w:tcW w:w="1491" w:type="dxa"/>
+          </w:tcPr>
+          <w:p>
+            <w:r>
+              <w:rPr>
+                <w:sz w:val="24"/>
+                <w:szCs w:val="24"/>
+              </w:rPr>
+              <w:t xml:space="preserve">Normal: Badge shows In Stock. | Erroneous: Validation error is displayed. | Extreme: Badge shows Out of Stock and product is hidden from the storefront.</w:t>
+            </w:r>
+          </w:p>
+        </w:tc>
+        <w:tc>
+          <w:tcPr>
+            <w:tcW w:w="1491" w:type="dxa"/>
+          </w:tcPr>
+          <w:p/>
+        </w:tc>
+        <w:tc>
+          <w:tcPr>
+            <w:tcW w:w="1495" w:type="dxa"/>
+          </w:tcPr>
+          <w:p/>
+        </w:tc>
+        <w:tc>
+          <w:tcPr>
+            <w:tcW w:w="1485" w:type="dxa"/>
+          </w:tcPr>
+          <w:p>
+            <w:r>
+              <w:rPr>
+                <w:sz w:val="24"/>
+                <w:szCs w:val="24"/>
+              </w:rPr>
+              <w:t xml:space="preserve">23/04/26</w:t>
+            </w:r>
+          </w:p>
         </w:tc>
       </w:tr>
       <w:tr>
@@ -1939,31 +2875,55 @@
           <w:tcPr>
             <w:tcW w:w="1479" w:type="dxa"/>
           </w:tcPr>
-          <w:p/>
-        </w:tc>
-        <w:tc>
-          <w:tcPr>
-            <w:tcW w:w="1491" w:type="dxa"/>
-          </w:tcPr>
-          <w:p/>
-        </w:tc>
-        <w:tc>
-          <w:tcPr>
-            <w:tcW w:w="1491" w:type="dxa"/>
-          </w:tcPr>
-          <w:p/>
-        </w:tc>
-        <w:tc>
-          <w:tcPr>
-            <w:tcW w:w="1495" w:type="dxa"/>
-          </w:tcPr>
-          <w:p/>
-        </w:tc>
-        <w:tc>
-          <w:tcPr>
-            <w:tcW w:w="1485" w:type="dxa"/>
-          </w:tcPr>
-          <w:p/>
+          <w:p>
+            <w:r>
+              <w:rPr>
+                <w:sz w:val="24"/>
+                <w:szCs w:val="24"/>
+              </w:rPr>
+              <w:t xml:space="preserve">Normal: Name: Organic Courgettes, Category: Fruits &amp; Veg, Price: £1.79, Stock: 40 | Erroneous: Name: (empty), Price: -5, Stock: -10</w:t>
+            </w:r>
+          </w:p>
+        </w:tc>
+        <w:tc>
+          <w:tcPr>
+            <w:tcW w:w="1491" w:type="dxa"/>
+          </w:tcPr>
+          <w:p>
+            <w:r>
+              <w:rPr>
+                <w:sz w:val="24"/>
+                <w:szCs w:val="24"/>
+              </w:rPr>
+              <w:t xml:space="preserve">Normal: New product appears in the stock table and on the Products page. | Erroneous: Appropriate validation errors are shown and product is not created.</w:t>
+            </w:r>
+          </w:p>
+        </w:tc>
+        <w:tc>
+          <w:tcPr>
+            <w:tcW w:w="1491" w:type="dxa"/>
+          </w:tcPr>
+          <w:p/>
+        </w:tc>
+        <w:tc>
+          <w:tcPr>
+            <w:tcW w:w="1495" w:type="dxa"/>
+          </w:tcPr>
+          <w:p/>
+        </w:tc>
+        <w:tc>
+          <w:tcPr>
+            <w:tcW w:w="1485" w:type="dxa"/>
+          </w:tcPr>
+          <w:p>
+            <w:r>
+              <w:rPr>
+                <w:sz w:val="24"/>
+                <w:szCs w:val="24"/>
+              </w:rPr>
+              <w:t xml:space="preserve">23/04/26</w:t>
+            </w:r>
+          </w:p>
         </w:tc>
       </w:tr>
       <w:tr>
@@ -1985,31 +2945,55 @@
           <w:tcPr>
             <w:tcW w:w="1479" w:type="dxa"/>
           </w:tcPr>
-          <w:p/>
-        </w:tc>
-        <w:tc>
-          <w:tcPr>
-            <w:tcW w:w="1491" w:type="dxa"/>
-          </w:tcPr>
-          <w:p/>
-        </w:tc>
-        <w:tc>
-          <w:tcPr>
-            <w:tcW w:w="1491" w:type="dxa"/>
-          </w:tcPr>
-          <w:p/>
-        </w:tc>
-        <w:tc>
-          <w:tcPr>
-            <w:tcW w:w="1495" w:type="dxa"/>
-          </w:tcPr>
-          <w:p/>
-        </w:tc>
-        <w:tc>
-          <w:tcPr>
-            <w:tcW w:w="1485" w:type="dxa"/>
-          </w:tcPr>
-          <w:p/>
+          <w:p>
+            <w:r>
+              <w:rPr>
+                <w:sz w:val="24"/>
+                <w:szCs w:val="24"/>
+              </w:rPr>
+              <w:t xml:space="preserve">N/A</w:t>
+            </w:r>
+          </w:p>
+        </w:tc>
+        <w:tc>
+          <w:tcPr>
+            <w:tcW w:w="1491" w:type="dxa"/>
+          </w:tcPr>
+          <w:p>
+            <w:r>
+              <w:rPr>
+                <w:sz w:val="24"/>
+                <w:szCs w:val="24"/>
+              </w:rPr>
+              <w:t xml:space="preserve">A confirmation prompt is shown. Confirming removes the product from the stock table and the Products page. Cancelling leaves the product unchanged.</w:t>
+            </w:r>
+          </w:p>
+        </w:tc>
+        <w:tc>
+          <w:tcPr>
+            <w:tcW w:w="1491" w:type="dxa"/>
+          </w:tcPr>
+          <w:p/>
+        </w:tc>
+        <w:tc>
+          <w:tcPr>
+            <w:tcW w:w="1495" w:type="dxa"/>
+          </w:tcPr>
+          <w:p/>
+        </w:tc>
+        <w:tc>
+          <w:tcPr>
+            <w:tcW w:w="1485" w:type="dxa"/>
+          </w:tcPr>
+          <w:p>
+            <w:r>
+              <w:rPr>
+                <w:sz w:val="24"/>
+                <w:szCs w:val="24"/>
+              </w:rPr>
+              <w:t xml:space="preserve">23/04/26</w:t>
+            </w:r>
+          </w:p>
         </w:tc>
       </w:tr>
       <w:tr>
@@ -2031,31 +3015,55 @@
           <w:tcPr>
             <w:tcW w:w="1479" w:type="dxa"/>
           </w:tcPr>
-          <w:p/>
-        </w:tc>
-        <w:tc>
-          <w:tcPr>
-            <w:tcW w:w="1491" w:type="dxa"/>
-          </w:tcPr>
-          <w:p/>
-        </w:tc>
-        <w:tc>
-          <w:tcPr>
-            <w:tcW w:w="1491" w:type="dxa"/>
-          </w:tcPr>
-          <w:p/>
-        </w:tc>
-        <w:tc>
-          <w:tcPr>
-            <w:tcW w:w="1495" w:type="dxa"/>
-          </w:tcPr>
-          <w:p/>
-        </w:tc>
-        <w:tc>
-          <w:tcPr>
-            <w:tcW w:w="1485" w:type="dxa"/>
-          </w:tcPr>
-          <w:p/>
+          <w:p>
+            <w:r>
+              <w:rPr>
+                <w:sz w:val="24"/>
+                <w:szCs w:val="24"/>
+              </w:rPr>
+              <w:t xml:space="preserve">Normal: change price from £1.99 to £2.49 | Erroneous: price 0 or negative | Extreme: price £999999</w:t>
+            </w:r>
+          </w:p>
+        </w:tc>
+        <w:tc>
+          <w:tcPr>
+            <w:tcW w:w="1491" w:type="dxa"/>
+          </w:tcPr>
+          <w:p>
+            <w:r>
+              <w:rPr>
+                <w:sz w:val="24"/>
+                <w:szCs w:val="24"/>
+              </w:rPr>
+              <w:t xml:space="preserve">Normal: Updated price reflected on Products page and in database. | Erroneous: Validation error shown. | Extreme: Price saved and displayed correctly.</w:t>
+            </w:r>
+          </w:p>
+        </w:tc>
+        <w:tc>
+          <w:tcPr>
+            <w:tcW w:w="1491" w:type="dxa"/>
+          </w:tcPr>
+          <w:p/>
+        </w:tc>
+        <w:tc>
+          <w:tcPr>
+            <w:tcW w:w="1495" w:type="dxa"/>
+          </w:tcPr>
+          <w:p/>
+        </w:tc>
+        <w:tc>
+          <w:tcPr>
+            <w:tcW w:w="1485" w:type="dxa"/>
+          </w:tcPr>
+          <w:p>
+            <w:r>
+              <w:rPr>
+                <w:sz w:val="24"/>
+                <w:szCs w:val="24"/>
+              </w:rPr>
+              <w:t xml:space="preserve">24/04/26</w:t>
+            </w:r>
+          </w:p>
         </w:tc>
       </w:tr>
       <w:tr>
@@ -2077,31 +3085,55 @@
           <w:tcPr>
             <w:tcW w:w="1479" w:type="dxa"/>
           </w:tcPr>
-          <w:p/>
-        </w:tc>
-        <w:tc>
-          <w:tcPr>
-            <w:tcW w:w="1491" w:type="dxa"/>
-          </w:tcPr>
-          <w:p/>
-        </w:tc>
-        <w:tc>
-          <w:tcPr>
-            <w:tcW w:w="1491" w:type="dxa"/>
-          </w:tcPr>
-          <w:p/>
-        </w:tc>
-        <w:tc>
-          <w:tcPr>
-            <w:tcW w:w="1495" w:type="dxa"/>
-          </w:tcPr>
-          <w:p/>
-        </w:tc>
-        <w:tc>
-          <w:tcPr>
-            <w:tcW w:w="1485" w:type="dxa"/>
-          </w:tcPr>
-          <w:p/>
+          <w:p>
+            <w:r>
+              <w:rPr>
+                <w:sz w:val="24"/>
+                <w:szCs w:val="24"/>
+              </w:rPr>
+              <w:t xml:space="preserve">N/A</w:t>
+            </w:r>
+          </w:p>
+        </w:tc>
+        <w:tc>
+          <w:tcPr>
+            <w:tcW w:w="1491" w:type="dxa"/>
+          </w:tcPr>
+          <w:p>
+            <w:r>
+              <w:rPr>
+                <w:sz w:val="24"/>
+                <w:szCs w:val="24"/>
+              </w:rPr>
+              <w:t xml:space="preserve">Clicking Mark Shipped updates status badge to Shipped. Clicking Mark Delivered updates badge to Delivered. Completed orders show no action button.</w:t>
+            </w:r>
+          </w:p>
+        </w:tc>
+        <w:tc>
+          <w:tcPr>
+            <w:tcW w:w="1491" w:type="dxa"/>
+          </w:tcPr>
+          <w:p/>
+        </w:tc>
+        <w:tc>
+          <w:tcPr>
+            <w:tcW w:w="1495" w:type="dxa"/>
+          </w:tcPr>
+          <w:p/>
+        </w:tc>
+        <w:tc>
+          <w:tcPr>
+            <w:tcW w:w="1485" w:type="dxa"/>
+          </w:tcPr>
+          <w:p>
+            <w:r>
+              <w:rPr>
+                <w:sz w:val="24"/>
+                <w:szCs w:val="24"/>
+              </w:rPr>
+              <w:t xml:space="preserve">24/04/26</w:t>
+            </w:r>
+          </w:p>
         </w:tc>
       </w:tr>
       <w:tr>
@@ -2124,31 +3156,55 @@
           <w:tcPr>
             <w:tcW w:w="1479" w:type="dxa"/>
           </w:tcPr>
-          <w:p/>
-        </w:tc>
-        <w:tc>
-          <w:tcPr>
-            <w:tcW w:w="1491" w:type="dxa"/>
-          </w:tcPr>
-          <w:p/>
-        </w:tc>
-        <w:tc>
-          <w:tcPr>
-            <w:tcW w:w="1491" w:type="dxa"/>
-          </w:tcPr>
-          <w:p/>
-        </w:tc>
-        <w:tc>
-          <w:tcPr>
-            <w:tcW w:w="1495" w:type="dxa"/>
-          </w:tcPr>
-          <w:p/>
-        </w:tc>
-        <w:tc>
-          <w:tcPr>
-            <w:tcW w:w="1485" w:type="dxa"/>
-          </w:tcPr>
-          <w:p/>
+          <w:p>
+            <w:r>
+              <w:rPr>
+                <w:sz w:val="24"/>
+                <w:szCs w:val="24"/>
+              </w:rPr>
+              <w:t xml:space="preserve">N/A</w:t>
+            </w:r>
+          </w:p>
+        </w:tc>
+        <w:tc>
+          <w:tcPr>
+            <w:tcW w:w="1491" w:type="dxa"/>
+          </w:tcPr>
+          <w:p>
+            <w:r>
+              <w:rPr>
+                <w:sz w:val="24"/>
+                <w:szCs w:val="24"/>
+              </w:rPr>
+              <w:t xml:space="preserve">All loyalty scheme policies are displayed clearly. Page renders correctly in both light and dark mode.</w:t>
+            </w:r>
+          </w:p>
+        </w:tc>
+        <w:tc>
+          <w:tcPr>
+            <w:tcW w:w="1491" w:type="dxa"/>
+          </w:tcPr>
+          <w:p/>
+        </w:tc>
+        <w:tc>
+          <w:tcPr>
+            <w:tcW w:w="1495" w:type="dxa"/>
+          </w:tcPr>
+          <w:p/>
+        </w:tc>
+        <w:tc>
+          <w:tcPr>
+            <w:tcW w:w="1485" w:type="dxa"/>
+          </w:tcPr>
+          <w:p>
+            <w:r>
+              <w:rPr>
+                <w:sz w:val="24"/>
+                <w:szCs w:val="24"/>
+              </w:rPr>
+              <w:t xml:space="preserve">24/04/26</w:t>
+            </w:r>
+          </w:p>
         </w:tc>
       </w:tr>
       <w:tr>
@@ -2170,31 +3226,55 @@
           <w:tcPr>
             <w:tcW w:w="1479" w:type="dxa"/>
           </w:tcPr>
-          <w:p/>
-        </w:tc>
-        <w:tc>
-          <w:tcPr>
-            <w:tcW w:w="1491" w:type="dxa"/>
-          </w:tcPr>
-          <w:p/>
-        </w:tc>
-        <w:tc>
-          <w:tcPr>
-            <w:tcW w:w="1491" w:type="dxa"/>
-          </w:tcPr>
-          <w:p/>
-        </w:tc>
-        <w:tc>
-          <w:tcPr>
-            <w:tcW w:w="1495" w:type="dxa"/>
-          </w:tcPr>
-          <w:p/>
-        </w:tc>
-        <w:tc>
-          <w:tcPr>
-            <w:tcW w:w="1485" w:type="dxa"/>
-          </w:tcPr>
-          <w:p/>
+          <w:p>
+            <w:r>
+              <w:rPr>
+                <w:sz w:val="24"/>
+                <w:szCs w:val="24"/>
+              </w:rPr>
+              <w:t xml:space="preserve">N/A</w:t>
+            </w:r>
+          </w:p>
+        </w:tc>
+        <w:tc>
+          <w:tcPr>
+            <w:tcW w:w="1491" w:type="dxa"/>
+          </w:tcPr>
+          <w:p>
+            <w:r>
+              <w:rPr>
+                <w:sz w:val="24"/>
+                <w:szCs w:val="24"/>
+              </w:rPr>
+              <w:t xml:space="preserve">All data usage and protection information is displayed. Page renders correctly in both light and dark mode.</w:t>
+            </w:r>
+          </w:p>
+        </w:tc>
+        <w:tc>
+          <w:tcPr>
+            <w:tcW w:w="1491" w:type="dxa"/>
+          </w:tcPr>
+          <w:p/>
+        </w:tc>
+        <w:tc>
+          <w:tcPr>
+            <w:tcW w:w="1495" w:type="dxa"/>
+          </w:tcPr>
+          <w:p/>
+        </w:tc>
+        <w:tc>
+          <w:tcPr>
+            <w:tcW w:w="1485" w:type="dxa"/>
+          </w:tcPr>
+          <w:p>
+            <w:r>
+              <w:rPr>
+                <w:sz w:val="24"/>
+                <w:szCs w:val="24"/>
+              </w:rPr>
+              <w:t xml:space="preserve">24/04/26</w:t>
+            </w:r>
+          </w:p>
         </w:tc>
       </w:tr>
       <w:tr>
@@ -2216,31 +3296,55 @@
           <w:tcPr>
             <w:tcW w:w="1479" w:type="dxa"/>
           </w:tcPr>
-          <w:p/>
-        </w:tc>
-        <w:tc>
-          <w:tcPr>
-            <w:tcW w:w="1491" w:type="dxa"/>
-          </w:tcPr>
-          <w:p/>
-        </w:tc>
-        <w:tc>
-          <w:tcPr>
-            <w:tcW w:w="1491" w:type="dxa"/>
-          </w:tcPr>
-          <w:p/>
-        </w:tc>
-        <w:tc>
-          <w:tcPr>
-            <w:tcW w:w="1495" w:type="dxa"/>
-          </w:tcPr>
-          <w:p/>
-        </w:tc>
-        <w:tc>
-          <w:tcPr>
-            <w:tcW w:w="1485" w:type="dxa"/>
-          </w:tcPr>
-          <w:p/>
+          <w:p>
+            <w:r>
+              <w:rPr>
+                <w:sz w:val="24"/>
+                <w:szCs w:val="24"/>
+              </w:rPr>
+              <w:t xml:space="preserve">N/A</w:t>
+            </w:r>
+          </w:p>
+        </w:tc>
+        <w:tc>
+          <w:tcPr>
+            <w:tcW w:w="1491" w:type="dxa"/>
+          </w:tcPr>
+          <w:p>
+            <w:r>
+              <w:rPr>
+                <w:sz w:val="24"/>
+                <w:szCs w:val="24"/>
+              </w:rPr>
+              <w:t xml:space="preserve">Hero section, story text, mission text and values cards are all displayed correctly. Values cards have 30px border-radius and drop shadow. Page renders in both modes.</w:t>
+            </w:r>
+          </w:p>
+        </w:tc>
+        <w:tc>
+          <w:tcPr>
+            <w:tcW w:w="1491" w:type="dxa"/>
+          </w:tcPr>
+          <w:p/>
+        </w:tc>
+        <w:tc>
+          <w:tcPr>
+            <w:tcW w:w="1495" w:type="dxa"/>
+          </w:tcPr>
+          <w:p/>
+        </w:tc>
+        <w:tc>
+          <w:tcPr>
+            <w:tcW w:w="1485" w:type="dxa"/>
+          </w:tcPr>
+          <w:p>
+            <w:r>
+              <w:rPr>
+                <w:sz w:val="24"/>
+                <w:szCs w:val="24"/>
+              </w:rPr>
+              <w:t xml:space="preserve">24/04/26</w:t>
+            </w:r>
+          </w:p>
         </w:tc>
       </w:tr>
       <w:tr>
@@ -2262,31 +3366,55 @@
           <w:tcPr>
             <w:tcW w:w="1479" w:type="dxa"/>
           </w:tcPr>
-          <w:p/>
-        </w:tc>
-        <w:tc>
-          <w:tcPr>
-            <w:tcW w:w="1491" w:type="dxa"/>
-          </w:tcPr>
-          <w:p/>
-        </w:tc>
-        <w:tc>
-          <w:tcPr>
-            <w:tcW w:w="1491" w:type="dxa"/>
-          </w:tcPr>
-          <w:p/>
-        </w:tc>
-        <w:tc>
-          <w:tcPr>
-            <w:tcW w:w="1495" w:type="dxa"/>
-          </w:tcPr>
-          <w:p/>
-        </w:tc>
-        <w:tc>
-          <w:tcPr>
-            <w:tcW w:w="1485" w:type="dxa"/>
-          </w:tcPr>
-          <w:p/>
+          <w:p>
+            <w:r>
+              <w:rPr>
+                <w:sz w:val="24"/>
+                <w:szCs w:val="24"/>
+              </w:rPr>
+              <w:t xml:space="preserve">N/A</w:t>
+            </w:r>
+          </w:p>
+        </w:tc>
+        <w:tc>
+          <w:tcPr>
+            <w:tcW w:w="1491" w:type="dxa"/>
+          </w:tcPr>
+          <w:p>
+            <w:r>
+              <w:rPr>
+                <w:sz w:val="24"/>
+                <w:szCs w:val="24"/>
+              </w:rPr>
+              <w:t xml:space="preserve">Font size scaling works without breaking layouts. Dark/light toggle works. All interactive elements are keyboard-navigable with visible focus rings. Images have descriptive alt text. Colour contrast meets WCAG AA (4.5:1 minimum).</w:t>
+            </w:r>
+          </w:p>
+        </w:tc>
+        <w:tc>
+          <w:tcPr>
+            <w:tcW w:w="1491" w:type="dxa"/>
+          </w:tcPr>
+          <w:p/>
+        </w:tc>
+        <w:tc>
+          <w:tcPr>
+            <w:tcW w:w="1495" w:type="dxa"/>
+          </w:tcPr>
+          <w:p/>
+        </w:tc>
+        <w:tc>
+          <w:tcPr>
+            <w:tcW w:w="1485" w:type="dxa"/>
+          </w:tcPr>
+          <w:p>
+            <w:r>
+              <w:rPr>
+                <w:sz w:val="24"/>
+                <w:szCs w:val="24"/>
+              </w:rPr>
+              <w:t xml:space="preserve">25/04/26</w:t>
+            </w:r>
+          </w:p>
         </w:tc>
       </w:tr>
       <w:tr>
@@ -2308,31 +3436,55 @@
           <w:tcPr>
             <w:tcW w:w="1479" w:type="dxa"/>
           </w:tcPr>
-          <w:p/>
-        </w:tc>
-        <w:tc>
-          <w:tcPr>
-            <w:tcW w:w="1491" w:type="dxa"/>
-          </w:tcPr>
-          <w:p/>
-        </w:tc>
-        <w:tc>
-          <w:tcPr>
-            <w:tcW w:w="1491" w:type="dxa"/>
-          </w:tcPr>
-          <w:p/>
-        </w:tc>
-        <w:tc>
-          <w:tcPr>
-            <w:tcW w:w="1495" w:type="dxa"/>
-          </w:tcPr>
-          <w:p/>
-        </w:tc>
-        <w:tc>
-          <w:tcPr>
-            <w:tcW w:w="1485" w:type="dxa"/>
-          </w:tcPr>
-          <w:p/>
+          <w:p>
+            <w:r>
+              <w:rPr>
+                <w:sz w:val="24"/>
+                <w:szCs w:val="24"/>
+              </w:rPr>
+              <w:t xml:space="preserve">N/A</w:t>
+            </w:r>
+          </w:p>
+        </w:tc>
+        <w:tc>
+          <w:tcPr>
+            <w:tcW w:w="1491" w:type="dxa"/>
+          </w:tcPr>
+          <w:p>
+            <w:r>
+              <w:rPr>
+                <w:sz w:val="24"/>
+                <w:szCs w:val="24"/>
+              </w:rPr>
+              <w:t xml:space="preserve">Cookie banner appears on first visit. Accept All dismisses and stores consent. Decline All dismisses and stores refusal. Banner does not reappear on subsequent visits until cookies are cleared.</w:t>
+            </w:r>
+          </w:p>
+        </w:tc>
+        <w:tc>
+          <w:tcPr>
+            <w:tcW w:w="1491" w:type="dxa"/>
+          </w:tcPr>
+          <w:p/>
+        </w:tc>
+        <w:tc>
+          <w:tcPr>
+            <w:tcW w:w="1495" w:type="dxa"/>
+          </w:tcPr>
+          <w:p/>
+        </w:tc>
+        <w:tc>
+          <w:tcPr>
+            <w:tcW w:w="1485" w:type="dxa"/>
+          </w:tcPr>
+          <w:p>
+            <w:r>
+              <w:rPr>
+                <w:sz w:val="24"/>
+                <w:szCs w:val="24"/>
+              </w:rPr>
+              <w:t xml:space="preserve">25/04/26</w:t>
+            </w:r>
+          </w:p>
         </w:tc>
       </w:tr>
       <w:tr>
@@ -2354,31 +3506,55 @@
           <w:tcPr>
             <w:tcW w:w="1479" w:type="dxa"/>
           </w:tcPr>
-          <w:p/>
-        </w:tc>
-        <w:tc>
-          <w:tcPr>
-            <w:tcW w:w="1491" w:type="dxa"/>
-          </w:tcPr>
-          <w:p/>
-        </w:tc>
-        <w:tc>
-          <w:tcPr>
-            <w:tcW w:w="1491" w:type="dxa"/>
-          </w:tcPr>
-          <w:p/>
-        </w:tc>
-        <w:tc>
-          <w:tcPr>
-            <w:tcW w:w="1495" w:type="dxa"/>
-          </w:tcPr>
-          <w:p/>
-        </w:tc>
-        <w:tc>
-          <w:tcPr>
-            <w:tcW w:w="1485" w:type="dxa"/>
-          </w:tcPr>
-          <w:p/>
+          <w:p>
+            <w:r>
+              <w:rPr>
+                <w:sz w:val="24"/>
+                <w:szCs w:val="24"/>
+              </w:rPr>
+              <w:t xml:space="preserve">N/A</w:t>
+            </w:r>
+          </w:p>
+        </w:tc>
+        <w:tc>
+          <w:tcPr>
+            <w:tcW w:w="1491" w:type="dxa"/>
+          </w:tcPr>
+          <w:p>
+            <w:r>
+              <w:rPr>
+                <w:sz w:val="24"/>
+                <w:szCs w:val="24"/>
+              </w:rPr>
+              <w:t xml:space="preserve">At 768px and 375px: navigation collapses to mobile layout, product grids reflow to appropriate column counts, cards maintain 30px radius and shadow, text is readable, buttons meet 44x44px minimum tap target.</w:t>
+            </w:r>
+          </w:p>
+        </w:tc>
+        <w:tc>
+          <w:tcPr>
+            <w:tcW w:w="1491" w:type="dxa"/>
+          </w:tcPr>
+          <w:p/>
+        </w:tc>
+        <w:tc>
+          <w:tcPr>
+            <w:tcW w:w="1495" w:type="dxa"/>
+          </w:tcPr>
+          <w:p/>
+        </w:tc>
+        <w:tc>
+          <w:tcPr>
+            <w:tcW w:w="1485" w:type="dxa"/>
+          </w:tcPr>
+          <w:p>
+            <w:r>
+              <w:rPr>
+                <w:sz w:val="24"/>
+                <w:szCs w:val="24"/>
+              </w:rPr>
+              <w:t xml:space="preserve">25/04/26</w:t>
+            </w:r>
+          </w:p>
         </w:tc>
       </w:tr>
     </w:tbl>
